--- a/book/docx/Chapter-07.docx
+++ b/book/docx/Chapter-07.docx
@@ -19,30 +19,154 @@
       </w:r>
     </w:p>
     <w:p>
+      <w:r>
+        <w:rPr>
+          <w:i w:val="0"/>
+        </w:rPr>
+        <w:t>The input to a many-body-localization classifier is not a spin configuration. Frank Schindler, Nicolas Regnault and Titus Neupert trained a single-hidden-layer perceptron on entanglement spectra of individual eigenstates of the random-field Heisenberg spin-1/2 chain, labelling examples from the deeply localized and deeply thermal regimes, and used it to locate the transition. Jordan Venderley, Vedika Khemani and Eun-Ah Kim fed spectra of the same kind to a feed-forward network and decoded two many-body-localized phases alongside a thermalizing one, with a boundary sharper than entanglement entropy alone supplies. Producing that input means diagonalizing the Hamiltonian, choosing an eigenstate and a bipartition, forming the reduced density matrix and keeping some of its largest eigenvalues, each step a modelling decision made before the network saw anything.</w:t>
+      </w:r>
+    </w:p>
+    <w:p>
+      <w:r>
+        <w:rPr>
+          <w:i w:val="0"/>
+        </w:rPr>
+        <w:t>That is not a complaint but the setting for the question this chapter asks, which is what a successful classification licenses one to assert. Accuracy measures two things, the distinguishability of the two ensembles and the reach of the function class the learner was handed, and it does not measure mechanism. Mechanism enters the record by one of two routes. Either the physics goes in before the network, as a feature map chosen and declared in advance, or it is recovered afterwards with apparatus built for the purpose by people who had begun to doubt the result. Both appear below. What follows takes the two terms of the accuracy figure in turn, asks which statistic a learner settles on when several sit near the ceiling, prices the recovery of mechanism when nothing was declared, and closes on the two responses that followed. One lets the machine search over features under an objective that punishes the obvious confound; the other replaces the network with a learner whose decision function can be written down and read.</w:t>
+      </w:r>
+    </w:p>
+    <w:p>
       <w:pPr>
         <w:pStyle w:val="BookSection"/>
       </w:pPr>
       <w:r>
-        <w:t>Two Networks, One Data Set</w:t>
-      </w:r>
-    </w:p>
-    <w:p>
-      <w:r>
-        <w:rPr>
-          <w:i w:val="0"/>
-        </w:rPr>
-        <w:t xml:space="preserve">Kouji Kashiwa, Yuta Kikuchi and Akio Tomiya took the phase labels away. Rather than tag each configuration with the phase it came from, they trained networks to predict the coupling that generated it, at twenty target values </w:t>
-      </w:r>
-      <m:oMath>
-        <m:r>
-          <m:t>K=0.05,0.10,…,1.00</m:t>
-        </m:r>
-      </m:oMath>
-      <w:r>
-        <w:rPr>
-          <w:i w:val="0"/>
-        </w:rPr>
-        <w:t xml:space="preserve"> on two-dimensional Ising configurations of side sixteen. The regression protocol was Akinori Tanaka and Tomiya's, who had earlier trained a convolutional network on configurations labelled by discretized inverse temperature, found that it locates the transition with no prior information about it, and built an order parameter out of the network itself that reproduces the exact critical inverse temperature. Kashiwa, Kikuchi and Tomiya then dissected the trained weights. In a fully connected network, whose hidden layer they cut from eighty units to five and then to three, the first-layer outputs</w:t>
+        <w:t>What accuracy is a measurement of</w:t>
+      </w:r>
+    </w:p>
+    <w:p>
+      <w:r>
+        <w:rPr>
+          <w:i w:val="0"/>
+        </w:rPr>
+        <w:t xml:space="preserve">The founding supervised result fixes the protocol. Juan Carrasquilla and Roger G. Melko trained a fully connected network with one hidden layer of a hundred sigmoid units on raw Monte Carlo configurations of the square-lattice Ising ferromagnet, tagging each one low-temperature or high-temperature according to whether its sampling temperature lay below or above the Onsager value, with no Hamiltonian, no order parameter and no preprocessing supplied. On an uncorrelated test set the network was right ninety-four percent of the time at </w:t>
+      </w:r>
+      <m:oMath>
+        <m:r>
+          <m:t>L=10</m:t>
+        </m:r>
+      </m:oMath>
+      <w:r>
+        <w:rPr>
+          <w:i w:val="0"/>
+        </w:rPr>
+        <w:t xml:space="preserve"> and ninety-nine percent at </w:t>
+      </w:r>
+      <m:oMath>
+        <m:r>
+          <m:t>L=40</m:t>
+        </m:r>
+      </m:oMath>
+      <w:r>
+        <w:rPr>
+          <w:i w:val="0"/>
+        </w:rPr>
+        <w:t>. This chapter is a question about what those two numbers contain.</w:t>
+      </w:r>
+    </w:p>
+    <w:p>
+      <w:r>
+        <w:rPr>
+          <w:i w:val="0"/>
+        </w:rPr>
+        <w:t xml:space="preserve">Fix the setting. Two classes are drawn with equal prior probability from densities </w:t>
+      </w:r>
+      <m:oMath>
+        <m:sSub>
+          <m:e>
+            <m:r>
+              <m:t>p</m:t>
+            </m:r>
+          </m:e>
+          <m:sub>
+            <m:r>
+              <m:t>0</m:t>
+            </m:r>
+          </m:sub>
+        </m:sSub>
+      </m:oMath>
+      <w:r>
+        <w:rPr>
+          <w:i w:val="0"/>
+        </w:rPr>
+        <w:t xml:space="preserve"> and </w:t>
+      </w:r>
+      <m:oMath>
+        <m:sSub>
+          <m:e>
+            <m:r>
+              <m:t>p</m:t>
+            </m:r>
+          </m:e>
+          <m:sub>
+            <m:r>
+              <m:t>1</m:t>
+            </m:r>
+          </m:sub>
+        </m:sSub>
+      </m:oMath>
+      <w:r>
+        <w:rPr>
+          <w:i w:val="0"/>
+        </w:rPr>
+        <w:t xml:space="preserve"> over configurations </w:t>
+      </w:r>
+      <m:oMath>
+        <m:r>
+          <m:t>x</m:t>
+        </m:r>
+      </m:oMath>
+      <w:r>
+        <w:rPr>
+          <w:i w:val="0"/>
+        </w:rPr>
+        <w:t xml:space="preserve">. The rule minimizing total error assigns each configuration to the class of larger posterior probability, which under equal priors compares the likelihood ratio </w:t>
+      </w:r>
+      <m:oMath>
+        <m:sSub>
+          <m:e>
+            <m:r>
+              <m:t>p</m:t>
+            </m:r>
+          </m:e>
+          <m:sub>
+            <m:r>
+              <m:t>1</m:t>
+            </m:r>
+          </m:sub>
+        </m:sSub>
+        <m:r>
+          <m:t>(x)/</m:t>
+        </m:r>
+        <m:sSub>
+          <m:e>
+            <m:r>
+              <m:t>p</m:t>
+            </m:r>
+          </m:e>
+          <m:sub>
+            <m:r>
+              <m:t>0</m:t>
+            </m:r>
+          </m:sub>
+        </m:sSub>
+        <m:r>
+          <m:t>(x)</m:t>
+        </m:r>
+      </m:oMath>
+      <w:r>
+        <w:rPr>
+          <w:i w:val="0"/>
+        </w:rPr>
+        <w:t xml:space="preserve"> to one. That is the Bayes rule, not the Neyman-Pearson lemma, which supplies the most powerful test at a fixed false-positive rate rather than the least total error. The Bayes error is</w:t>
       </w:r>
     </w:p>
     <w:p>
@@ -52,6 +176,1016 @@
         <w:jc w:val="center"/>
         <w:contextualSpacing w:val="0"/>
       </w:pPr>
+      <m:oMath>
+        <m:sSup>
+          <m:e>
+            <m:r>
+              <m:t>ε</m:t>
+            </m:r>
+          </m:e>
+          <m:sup>
+            <m:r>
+              <m:t>*</m:t>
+            </m:r>
+          </m:sup>
+        </m:sSup>
+        <m:r>
+          <m:t>=</m:t>
+        </m:r>
+        <m:f>
+          <m:fPr>
+            <m:type m:val="bar"/>
+          </m:fPr>
+          <m:num>
+            <m:r>
+              <m:t>1</m:t>
+            </m:r>
+          </m:num>
+          <m:den>
+            <m:r>
+              <m:t>2</m:t>
+            </m:r>
+          </m:den>
+        </m:f>
+        <m:r>
+          <m:t>∫min(</m:t>
+        </m:r>
+        <m:sSub>
+          <m:e>
+            <m:r>
+              <m:t>p</m:t>
+            </m:r>
+          </m:e>
+          <m:sub>
+            <m:r>
+              <m:t>0</m:t>
+            </m:r>
+          </m:sub>
+        </m:sSub>
+        <m:r>
+          <m:t>(x),</m:t>
+        </m:r>
+        <m:sSub>
+          <m:e>
+            <m:r>
+              <m:t>p</m:t>
+            </m:r>
+          </m:e>
+          <m:sub>
+            <m:r>
+              <m:t>1</m:t>
+            </m:r>
+          </m:sub>
+        </m:sSub>
+        <m:r>
+          <m:t>(x))</m:t>
+        </m:r>
+        <m:r>
+          <m:t>dx=</m:t>
+        </m:r>
+        <m:f>
+          <m:fPr>
+            <m:type m:val="bar"/>
+          </m:fPr>
+          <m:num>
+            <m:r>
+              <m:t>1</m:t>
+            </m:r>
+          </m:num>
+          <m:den>
+            <m:r>
+              <m:t>2</m:t>
+            </m:r>
+          </m:den>
+        </m:f>
+        <m:r>
+          <m:t>(1−</m:t>
+        </m:r>
+        <m:f>
+          <m:fPr>
+            <m:type m:val="bar"/>
+          </m:fPr>
+          <m:num>
+            <m:argPr>
+              <m:scrLvl m:val="0"/>
+            </m:argPr>
+            <m:r>
+              <m:t>1</m:t>
+            </m:r>
+          </m:num>
+          <m:den>
+            <m:argPr>
+              <m:scrLvl m:val="0"/>
+            </m:argPr>
+            <m:r>
+              <m:t>2</m:t>
+            </m:r>
+          </m:den>
+        </m:f>
+        <m:r>
+          <m:t>∫|</m:t>
+        </m:r>
+        <m:sSub>
+          <m:e>
+            <m:r>
+              <m:t>p</m:t>
+            </m:r>
+          </m:e>
+          <m:sub>
+            <m:r>
+              <m:t>1</m:t>
+            </m:r>
+          </m:sub>
+        </m:sSub>
+        <m:r>
+          <m:t>(x)−</m:t>
+        </m:r>
+        <m:sSub>
+          <m:e>
+            <m:r>
+              <m:t>p</m:t>
+            </m:r>
+          </m:e>
+          <m:sub>
+            <m:r>
+              <m:t>0</m:t>
+            </m:r>
+          </m:sub>
+        </m:sSub>
+        <m:r>
+          <m:t>(x)|</m:t>
+        </m:r>
+        <m:r>
+          <m:t>dx),</m:t>
+        </m:r>
+      </m:oMath>
+    </w:p>
+    <w:p>
+      <w:r>
+        <w:rPr>
+          <w:i w:val="0"/>
+        </w:rPr>
+        <w:t xml:space="preserve">using </w:t>
+      </w:r>
+      <m:oMath>
+        <m:r>
+          <m:t>min(a,b)=</m:t>
+        </m:r>
+        <m:f>
+          <m:fPr>
+            <m:type m:val="bar"/>
+          </m:fPr>
+          <m:num>
+            <m:argPr>
+              <m:scrLvl m:val="0"/>
+            </m:argPr>
+            <m:r>
+              <m:t>1</m:t>
+            </m:r>
+          </m:num>
+          <m:den>
+            <m:argPr>
+              <m:scrLvl m:val="0"/>
+            </m:argPr>
+            <m:r>
+              <m:t>2</m:t>
+            </m:r>
+          </m:den>
+        </m:f>
+        <m:r>
+          <m:t>(a+b−|a−b|)</m:t>
+        </m:r>
+      </m:oMath>
+      <w:r>
+        <w:rPr>
+          <w:i w:val="0"/>
+        </w:rPr>
+        <w:t xml:space="preserve"> and the normalization of both densities. The last integral is twice the total variation distance between the ensembles, so the best accuracy any classifier can reach is a functional of the two distributions and of nothing else. Julian Arnold and Frank Schäfer proved a parallel statement about the predictor rather than the error rate: for the detection schemes considered there, the network output in the infinite-capacity limit is a closed-form expression in the underlying data distributions. Neither statement contains the other, and both say the architecture drops out of the limit.</w:t>
+      </w:r>
+    </w:p>
+    <w:p>
+      <w:r>
+        <w:rPr>
+          <w:i w:val="0"/>
+        </w:rPr>
+        <w:t>It drops out precisely because these are optima. Minimizing over all decision rules erases every property of any particular one. A learner confined to a function class sits above that floor by a margin the class owns, set by how well its best member approximates a monotone function of the likelihood ratio and by how much of that member finite data can find. Distinguishability fixes what is available, the class fixes how much is collected, and neither quantity is a mechanism.</w:t>
+      </w:r>
+    </w:p>
+    <w:p>
+      <w:r>
+        <w:rPr>
+          <w:i w:val="0"/>
+        </w:rPr>
+        <w:t xml:space="preserve">What realizes the ceiling matters as much as its value. A statistic </w:t>
+      </w:r>
+      <m:oMath>
+        <m:r>
+          <m:t>s(x)</m:t>
+        </m:r>
+      </m:oMath>
+      <w:r>
+        <w:rPr>
+          <w:i w:val="0"/>
+        </w:rPr>
+        <w:t xml:space="preserve"> recovers the floor exactly when the likelihood ratio is a monotone function of it. Thresholding any other statistic incurs the error of the one-dimensional problem it induces,</w:t>
+      </w:r>
+    </w:p>
+    <w:p>
+      <w:pPr>
+        <w:spacing w:before="200" w:after="200"/>
+        <w:ind w:firstLine="0"/>
+        <w:jc w:val="center"/>
+        <w:contextualSpacing w:val="0"/>
+      </w:pPr>
+      <m:oMath>
+        <m:r>
+          <m:t>ε(s)=</m:t>
+        </m:r>
+        <m:f>
+          <m:fPr>
+            <m:type m:val="bar"/>
+          </m:fPr>
+          <m:num>
+            <m:r>
+              <m:t>1</m:t>
+            </m:r>
+          </m:num>
+          <m:den>
+            <m:r>
+              <m:t>2</m:t>
+            </m:r>
+          </m:den>
+        </m:f>
+        <m:r>
+          <m:t>∫min(</m:t>
+        </m:r>
+        <m:sSub>
+          <m:e>
+            <m:r>
+              <m:t>p</m:t>
+            </m:r>
+          </m:e>
+          <m:sub>
+            <m:r>
+              <m:t>0</m:t>
+            </m:r>
+          </m:sub>
+        </m:sSub>
+        <m:r>
+          <m:t>(s),</m:t>
+        </m:r>
+        <m:sSub>
+          <m:e>
+            <m:r>
+              <m:t>p</m:t>
+            </m:r>
+          </m:e>
+          <m:sub>
+            <m:r>
+              <m:t>1</m:t>
+            </m:r>
+          </m:sub>
+        </m:sSub>
+        <m:r>
+          <m:t>(s))</m:t>
+        </m:r>
+        <m:r>
+          <m:t>ds</m:t>
+        </m:r>
+        <m:r>
+          <m:t>≥</m:t>
+        </m:r>
+        <m:sSup>
+          <m:e>
+            <m:r>
+              <m:t>ε</m:t>
+            </m:r>
+          </m:e>
+          <m:sup>
+            <m:r>
+              <m:t>*</m:t>
+            </m:r>
+          </m:sup>
+        </m:sSup>
+        <m:r>
+          <m:t>,</m:t>
+        </m:r>
+      </m:oMath>
+    </w:p>
+    <w:p>
+      <w:r>
+        <w:rPr>
+          <w:i w:val="0"/>
+        </w:rPr>
+        <w:t xml:space="preserve">the inequality holding because passing to a function of </w:t>
+      </w:r>
+      <m:oMath>
+        <m:r>
+          <m:t>x</m:t>
+        </m:r>
+      </m:oMath>
+      <w:r>
+        <w:rPr>
+          <w:i w:val="0"/>
+        </w:rPr>
+        <w:t xml:space="preserve"> cannot increase total variation distance. Whether </w:t>
+      </w:r>
+      <m:oMath>
+        <m:r>
+          <m:t>ε(s)</m:t>
+        </m:r>
+      </m:oMath>
+      <w:r>
+        <w:rPr>
+          <w:i w:val="0"/>
+        </w:rPr>
+        <w:t xml:space="preserve"> lands near the floor is a question about those two induced densities, and the behaviour of the mean of </w:t>
+      </w:r>
+      <m:oMath>
+        <m:r>
+          <m:t>s</m:t>
+        </m:r>
+      </m:oMath>
+      <w:r>
+        <w:rPr>
+          <w:i w:val="0"/>
+        </w:rPr>
+        <w:t xml:space="preserve"> does not settle it. A statistic whose mean climbs steeply with temperature but whose value scatters widely at fixed temperature is a poor classifier, and one with a gentler mean and a narrow spread can be a much better one. What has to hold is a separation condition: the shift in the mean between the two labelled regions must be large compared with the spread at fixed temperature.</w:t>
+      </w:r>
+    </w:p>
+    <w:p>
+      <w:r>
+        <w:rPr>
+          <w:i w:val="0"/>
+        </w:rPr>
+        <w:t xml:space="preserve">For the two candidates at issue here it does hold, and it can be checked rather than assumed. Both the magnetization magnitude </w:t>
+      </w:r>
+      <m:oMath>
+        <m:d>
+          <m:dPr>
+            <m:begChr m:val="|"/>
+            <m:sepChr m:val=""/>
+            <m:endChr m:val="|"/>
+          </m:dPr>
+          <m:e>
+            <m:r>
+              <m:t>m</m:t>
+            </m:r>
+          </m:e>
+        </m:d>
+      </m:oMath>
+      <w:r>
+        <w:rPr>
+          <w:i w:val="0"/>
+        </w:rPr>
+        <w:t xml:space="preserve"> and the energy density are averages of local quantities over </w:t>
+      </w:r>
+      <m:oMath>
+        <m:r>
+          <m:t>N=</m:t>
+        </m:r>
+        <m:sSup>
+          <m:e>
+            <m:r>
+              <m:t>L</m:t>
+            </m:r>
+          </m:e>
+          <m:sup>
+            <m:r>
+              <m:t>2</m:t>
+            </m:r>
+          </m:sup>
+        </m:sSup>
+      </m:oMath>
+      <w:r>
+        <w:rPr>
+          <w:i w:val="0"/>
+        </w:rPr>
+        <w:t xml:space="preserve"> sites. Away from </w:t>
+      </w:r>
+      <m:oMath>
+        <m:sSub>
+          <m:e>
+            <m:r>
+              <m:t>T</m:t>
+            </m:r>
+          </m:e>
+          <m:sub>
+            <m:r>
+              <m:t>c</m:t>
+            </m:r>
+          </m:sub>
+        </m:sSub>
+      </m:oMath>
+      <w:r>
+        <w:rPr>
+          <w:i w:val="0"/>
+        </w:rPr>
+        <w:t xml:space="preserve"> the correlation length is finite, so each is self-averaging with a standard deviation of order </w:t>
+      </w:r>
+      <m:oMath>
+        <m:sSup>
+          <m:e>
+            <m:r>
+              <m:t>N</m:t>
+            </m:r>
+          </m:e>
+          <m:sup>
+            <m:r>
+              <m:t>−1/2</m:t>
+            </m:r>
+          </m:sup>
+        </m:sSup>
+      </m:oMath>
+      <w:r>
+        <w:rPr>
+          <w:i w:val="0"/>
+        </w:rPr>
+        <w:t xml:space="preserve">, while their means differ by an amount of order one between a configuration drawn well below </w:t>
+      </w:r>
+      <m:oMath>
+        <m:sSub>
+          <m:e>
+            <m:r>
+              <m:t>T</m:t>
+            </m:r>
+          </m:e>
+          <m:sub>
+            <m:r>
+              <m:t>c</m:t>
+            </m:r>
+          </m:sub>
+        </m:sSub>
+      </m:oMath>
+      <w:r>
+        <w:rPr>
+          <w:i w:val="0"/>
+        </w:rPr>
+        <w:t xml:space="preserve"> and one drawn well above. Thresholding either misclassifies a fraction falling exponentially in </w:t>
+      </w:r>
+      <m:oMath>
+        <m:r>
+          <m:t>N</m:t>
+        </m:r>
+      </m:oMath>
+      <w:r>
+        <w:rPr>
+          <w:i w:val="0"/>
+        </w:rPr>
+        <w:t xml:space="preserve">, and the residual error comes almost entirely from configurations sampled inside the critical window, where the correlation length reaches the system size and the two densities genuinely overlap. That window narrows like </w:t>
+      </w:r>
+      <m:oMath>
+        <m:sSup>
+          <m:e>
+            <m:r>
+              <m:t>L</m:t>
+            </m:r>
+          </m:e>
+          <m:sup>
+            <m:r>
+              <m:t>−1/ν</m:t>
+            </m:r>
+          </m:sup>
+        </m:sSup>
+      </m:oMath>
+      <w:r>
+        <w:rPr>
+          <w:i w:val="0"/>
+        </w:rPr>
+        <w:t xml:space="preserve">, and with </w:t>
+      </w:r>
+      <m:oMath>
+        <m:r>
+          <m:t>ν=1</m:t>
+        </m:r>
+      </m:oMath>
+      <w:r>
+        <w:rPr>
+          <w:i w:val="0"/>
+        </w:rPr>
+        <w:t xml:space="preserve"> in two dimensions the fraction of a fixed temperature range lying inside it falls like </w:t>
+      </w:r>
+      <m:oMath>
+        <m:f>
+          <m:fPr>
+            <m:type m:val="lin"/>
+          </m:fPr>
+          <m:num>
+            <m:r>
+              <m:t>1</m:t>
+            </m:r>
+          </m:num>
+          <m:den>
+            <m:r>
+              <m:t>L</m:t>
+            </m:r>
+          </m:den>
+        </m:f>
+      </m:oMath>
+      <w:r>
+        <w:rPr>
+          <w:i w:val="0"/>
+        </w:rPr>
+        <w:t xml:space="preserve">, roughly the rate at which six percent error at </w:t>
+      </w:r>
+      <m:oMath>
+        <m:r>
+          <m:t>L=10</m:t>
+        </m:r>
+      </m:oMath>
+      <w:r>
+        <w:rPr>
+          <w:i w:val="0"/>
+        </w:rPr>
+        <w:t xml:space="preserve"> becomes one percent at </w:t>
+      </w:r>
+      <m:oMath>
+        <m:r>
+          <m:t>L=40</m:t>
+        </m:r>
+      </m:oMath>
+      <w:r>
+        <w:rPr>
+          <w:i w:val="0"/>
+        </w:rPr>
+        <w:t>.</w:t>
+      </w:r>
+    </w:p>
+    <w:p>
+      <w:r>
+        <w:rPr>
+          <w:i w:val="0"/>
+        </w:rPr>
+        <w:t xml:space="preserve">Both statistics therefore sit close to the floor. They do not sit equally close, and the difference is measurable, but it is measurable in the loss under a controlled comparison, with the data and the objective held fixed and only the statistic available to the learner changed. It is not measurable in a reported accuracy figure. Ninety-nine percent at </w:t>
+      </w:r>
+      <m:oMath>
+        <m:r>
+          <m:t>L=40</m:t>
+        </m:r>
+      </m:oMath>
+      <w:r>
+        <w:rPr>
+          <w:i w:val="0"/>
+        </w:rPr>
+        <w:t xml:space="preserve"> is what a near-optimal rule looks like, and it is equally what a rule reading the other near-optimal statistic looks like, since both are within about a percent of a floor set by the critical window rather than by either of them. The objective does have a preference between a thermometer and an order parameter, and a single number quoted at the end of a paper does not report it. Someone has to run the comparison.</w:t>
+      </w:r>
+    </w:p>
+    <w:p>
+      <w:pPr>
+        <w:pStyle w:val="BookSection"/>
+      </w:pPr>
+      <w:r>
+        <w:t>Which statistic gets found</w:t>
+      </w:r>
+    </w:p>
+    <w:p>
+      <w:r>
+        <w:rPr>
+          <w:i w:val="0"/>
+        </w:rPr>
+        <w:t xml:space="preserve">Sebastian J. Wetzel and Manuel Scherzer ran it, by bounding what a network is able to use. The instrument is a correlation-probing network: a fully convolutional subnetwork whose output neurons have a receptive field fixed by hand, an averaging layer that destroys all spatial information, and a fully connected predictor. Fixing the receptive field fixes which correlations the decision function can contain, since a neuron seeing </w:t>
+      </w:r>
+      <m:oMath>
+        <m:r>
+          <m:t>k</m:t>
+        </m:r>
+      </m:oMath>
+      <w:r>
+        <w:rPr>
+          <w:i w:val="0"/>
+        </w:rPr>
+        <w:t xml:space="preserve"> sites reports only functions of those </w:t>
+      </w:r>
+      <m:oMath>
+        <m:r>
+          <m:t>k</m:t>
+        </m:r>
+      </m:oMath>
+      <w:r>
+        <w:rPr>
+          <w:i w:val="0"/>
+        </w:rPr>
+        <w:t xml:space="preserve"> spins. At a receptive field of one site the decision function is provably a function of </w:t>
+      </w:r>
+      <m:oMath>
+        <m:r>
+          <m:t>(1/N)</m:t>
+        </m:r>
+        <m:nary>
+          <m:naryPr>
+            <m:chr m:val="∑"/>
+            <m:limLoc m:val="subSup"/>
+            <m:grow m:val="1"/>
+            <m:subHide m:val="off"/>
+            <m:supHide m:val="on"/>
+          </m:naryPr>
+          <m:sub>
+            <m:r>
+              <m:t>i</m:t>
+            </m:r>
+          </m:sub>
+          <m:sup/>
+          <m:e>
+            <m:sSub>
+              <m:e>
+                <m:r>
+                  <m:t>σ</m:t>
+                </m:r>
+              </m:e>
+              <m:sub>
+                <m:r>
+                  <m:t>i</m:t>
+                </m:r>
+              </m:sub>
+            </m:sSub>
+          </m:e>
+        </m:nary>
+      </m:oMath>
+      <w:r>
+        <w:rPr>
+          <w:i w:val="0"/>
+        </w:rPr>
+        <w:t xml:space="preserve"> alone, because </w:t>
+      </w:r>
+      <m:oMath>
+        <m:sSubSup>
+          <m:e>
+            <m:r>
+              <m:t>σ</m:t>
+            </m:r>
+          </m:e>
+          <m:sub>
+            <m:r>
+              <m:t>i</m:t>
+            </m:r>
+          </m:sub>
+          <m:sup>
+            <m:r>
+              <m:t>2</m:t>
+            </m:r>
+          </m:sup>
+        </m:sSubSup>
+        <m:r>
+          <m:t>=1</m:t>
+        </m:r>
+      </m:oMath>
+      <w:r>
+        <w:rPr>
+          <w:i w:val="0"/>
+        </w:rPr>
+        <w:t xml:space="preserve"> truncates the expansion in each spin at first order.</w:t>
+      </w:r>
+    </w:p>
+    <w:p>
+      <w:r>
+        <w:rPr>
+          <w:i w:val="0"/>
+        </w:rPr>
+        <w:t xml:space="preserve">Trained on Ising configurations sampled below </w:t>
+      </w:r>
+      <m:oMath>
+        <m:r>
+          <m:t>T=1.6</m:t>
+        </m:r>
+      </m:oMath>
+      <w:r>
+        <w:rPr>
+          <w:i w:val="0"/>
+        </w:rPr>
+        <w:t xml:space="preserve"> and above </w:t>
+      </w:r>
+      <m:oMath>
+        <m:r>
+          <m:t>T=2.9</m:t>
+        </m:r>
+      </m:oMath>
+      <w:r>
+        <w:rPr>
+          <w:i w:val="0"/>
+        </w:rPr>
+        <w:t xml:space="preserve"> at </w:t>
+      </w:r>
+      <m:oMath>
+        <m:r>
+          <m:t>L=28</m:t>
+        </m:r>
+      </m:oMath>
+      <w:r>
+        <w:rPr>
+          <w:i w:val="0"/>
+        </w:rPr>
+        <w:t xml:space="preserve">, that one-site network gives a latent prediction perfectly correlated with </w:t>
+      </w:r>
+      <m:oMath>
+        <m:d>
+          <m:dPr>
+            <m:begChr m:val="|"/>
+            <m:sepChr m:val=""/>
+            <m:endChr m:val="|"/>
+          </m:dPr>
+          <m:e>
+            <m:r>
+              <m:t>m</m:t>
+            </m:r>
+          </m:e>
+        </m:d>
+      </m:oMath>
+      <w:r>
+        <w:rPr>
+          <w:i w:val="0"/>
+        </w:rPr>
+        <w:t xml:space="preserve">, which the derivation demands, and reported uncorrelated with the average nearest-neighbour product, which the derivation does not. Pooled across the two training windows both observables are strong functions of temperature and therefore of each other, and no function of the first can be uncorrelated with the second. Read at fixed temperature the statement is expected rather than merely possible. For any observable </w:t>
+      </w:r>
+      <m:oMath>
+        <m:r>
+          <m:t>A</m:t>
+        </m:r>
+      </m:oMath>
+      <w:r>
+        <w:rPr>
+          <w:i w:val="0"/>
+        </w:rPr>
+        <w:t xml:space="preserve"> the equal-temperature covariance with the energy is</w:t>
+      </w:r>
+    </w:p>
+    <w:p>
+      <w:pPr>
+        <w:spacing w:before="200" w:after="200"/>
+        <w:ind w:firstLine="0"/>
+        <w:jc w:val="center"/>
+        <w:contextualSpacing w:val="0"/>
+      </w:pPr>
+      <m:oMath>
+        <m:r>
+          <m:t>⟨δA</m:t>
+        </m:r>
+        <m:r>
+          <m:t>δE⟩=−</m:t>
+        </m:r>
+        <m:f>
+          <m:fPr>
+            <m:type m:val="bar"/>
+          </m:fPr>
+          <m:num>
+            <m:r>
+              <m:t>∂⟨A⟩</m:t>
+            </m:r>
+          </m:num>
+          <m:den>
+            <m:r>
+              <m:t>∂β</m:t>
+            </m:r>
+          </m:den>
+        </m:f>
+        <m:r>
+          <m:t>=</m:t>
+        </m:r>
+        <m:sSub>
+          <m:e>
+            <m:r>
+              <m:t>k</m:t>
+            </m:r>
+          </m:e>
+          <m:sub>
+            <m:r>
+              <m:t>B</m:t>
+            </m:r>
+          </m:sub>
+        </m:sSub>
+        <m:sSup>
+          <m:e>
+            <m:r>
+              <m:t>T</m:t>
+            </m:r>
+          </m:e>
+          <m:sup>
+            <m:r>
+              <m:t>2</m:t>
+            </m:r>
+          </m:sup>
+        </m:sSup>
+        <m:f>
+          <m:fPr>
+            <m:type m:val="bar"/>
+          </m:fPr>
+          <m:num>
+            <m:r>
+              <m:t>∂⟨A⟩</m:t>
+            </m:r>
+          </m:num>
+          <m:den>
+            <m:r>
+              <m:t>∂T</m:t>
+            </m:r>
+          </m:den>
+        </m:f>
+        <m:r>
+          <m:t>,</m:t>
+        </m:r>
+      </m:oMath>
+    </w:p>
+    <w:p>
+      <w:r>
+        <w:rPr>
+          <w:i w:val="0"/>
+        </w:rPr>
+        <w:t xml:space="preserve">so the two fluctuations decouple wherever the mean of </w:t>
+      </w:r>
+      <m:oMath>
+        <m:r>
+          <m:t>A</m:t>
+        </m:r>
+      </m:oMath>
+      <w:r>
+        <w:rPr>
+          <w:i w:val="0"/>
+        </w:rPr>
+        <w:t xml:space="preserve"> is flat in temperature. Deep in the ordered window </w:t>
+      </w:r>
+      <m:oMath>
+        <m:d>
+          <m:dPr>
+            <m:begChr m:val="|"/>
+            <m:sepChr m:val=""/>
+            <m:endChr m:val="|"/>
+          </m:dPr>
+          <m:e>
+            <m:r>
+              <m:t>m</m:t>
+            </m:r>
+          </m:e>
+        </m:d>
+      </m:oMath>
+      <w:r>
+        <w:rPr>
+          <w:i w:val="0"/>
+        </w:rPr>
+        <w:t xml:space="preserve"> is nearly saturated and deep in the disordered window it is small and slowly varying, so within either window the observables fluctuate almost independently while across the pair they move together. The reported correlation structure is a within-window statement, and the derivation supplies only its first half.</w:t>
+      </w:r>
+    </w:p>
+    <w:p>
+      <w:r>
+        <w:rPr>
+          <w:i w:val="0"/>
+        </w:rPr>
+        <w:t xml:space="preserve">Widen the field to two adjacent sites and the correlations invert: the prediction tracks the average nearest-neighbour product, which multiplied by </w:t>
+      </w:r>
+      <m:oMath>
+        <m:r>
+          <m:t>−2J</m:t>
+        </m:r>
+      </m:oMath>
+      <w:r>
+        <w:rPr>
+          <w:i w:val="0"/>
+        </w:rPr>
+        <w:t xml:space="preserve"> is the energy per site, the square lattice carrying two bonds for every site. The loss falls sharply and the crossing tightens from </w:t>
+      </w:r>
+      <m:oMath>
+        <m:r>
+          <m:t>T=2.5±0.5</m:t>
+        </m:r>
+      </m:oMath>
+      <w:r>
+        <w:rPr>
+          <w:i w:val="0"/>
+        </w:rPr>
+        <w:t xml:space="preserve"> to </w:t>
+      </w:r>
+      <m:oMath>
+        <m:r>
+          <m:t>T=2.25±0.25</m:t>
+        </m:r>
+      </m:oMath>
+      <w:r>
+        <w:rPr>
+          <w:i w:val="0"/>
+        </w:rPr>
+        <w:t xml:space="preserve">. Widening to the full </w:t>
+      </w:r>
+      <m:oMath>
+        <m:r>
+          <m:t>28×28</m:t>
+        </m:r>
+      </m:oMath>
+      <w:r>
+        <w:rPr>
+          <w:i w:val="0"/>
+        </w:rPr>
+        <w:t xml:space="preserve"> field drops the loss no further, so whatever an unrestricted convolutional network does, it does with the magnetization and the nearest-neighbour energy and nothing else. That the loss falls at all settles what the accuracy figure could not. The two statistics are not interchangeable to the objective, the energy is the better one, and the margin is visible only because the receptive field was the single thing varied.</w:t>
+      </w:r>
+    </w:p>
+    <w:p>
+      <w:r>
+        <w:rPr>
+          <w:i w:val="0"/>
+        </w:rPr>
+        <w:t xml:space="preserve">Which of the two a given network settles on is fixed first by what its layers can express and only then by the objective's preference. Kouji Kashiwa, Yuta Kikuchi and Akio Tomiya trained networks on Ising configurations labelled by discretized temperature at twenty couplings from </w:t>
+      </w:r>
+      <m:oMath>
+        <m:r>
+          <m:t>K=0.05</m:t>
+        </m:r>
+      </m:oMath>
+      <w:r>
+        <w:rPr>
+          <w:i w:val="0"/>
+        </w:rPr>
+        <w:t xml:space="preserve"> to </w:t>
+      </w:r>
+      <m:oMath>
+        <m:r>
+          <m:t>K=1.0</m:t>
+        </m:r>
+      </m:oMath>
+      <w:r>
+        <w:rPr>
+          <w:i w:val="0"/>
+        </w:rPr>
+        <w:t xml:space="preserve"> at </w:t>
+      </w:r>
+      <m:oMath>
+        <m:r>
+          <m:t>L=16</m:t>
+        </m:r>
+      </m:oMath>
+      <w:r>
+        <w:rPr>
+          <w:i w:val="0"/>
+        </w:rPr>
+        <w:t xml:space="preserve">, never naming a phase, and dissected the weights. The first-layer outputs of a fully connected network correlate with the magnetization per site, and the second-layer weights change structure at the exact critical coupling </w:t>
+      </w:r>
+      <m:oMath>
+        <m:sSub>
+          <m:e>
+            <m:r>
+              <m:t>K</m:t>
+            </m:r>
+          </m:e>
+          <m:sub>
+            <m:r>
+              <m:t>c</m:t>
+            </m:r>
+          </m:sub>
+        </m:sSub>
+        <m:r>
+          <m:t>=0.4407</m:t>
+        </m:r>
+      </m:oMath>
+      <w:r>
+        <w:rPr>
+          <w:i w:val="0"/>
+        </w:rPr>
+        <w:t xml:space="preserve">; on identical data a convolutional network's first-layer outputs are proportional to the internal energy instead. The explanation Kashiwa, Kikuchi and Tomiya give is about margins: away from </w:t>
+      </w:r>
+      <m:oMath>
+        <m:sSub>
+          <m:e>
+            <m:r>
+              <m:t>T</m:t>
+            </m:r>
+          </m:e>
+          <m:sub>
+            <m:r>
+              <m:t>c</m:t>
+            </m:r>
+          </m:sub>
+        </m:sSub>
+      </m:oMath>
+      <w:r>
+        <w:rPr>
+          <w:i w:val="0"/>
+        </w:rPr>
+        <w:t xml:space="preserve"> the internal energy varies far more strongly with temperature than </w:t>
+      </w:r>
+      <m:oMath>
+        <m:d>
+          <m:dPr>
+            <m:begChr m:val="|"/>
+            <m:sepChr m:val=""/>
+            <m:endChr m:val="|"/>
+          </m:dPr>
+          <m:e>
+            <m:r>
+              <m:t>m</m:t>
+            </m:r>
+          </m:e>
+        </m:d>
+      </m:oMath>
+      <w:r>
+        <w:rPr>
+          <w:i w:val="0"/>
+        </w:rPr>
+        <w:t>, so a network optimizing a temperature prediction prefers it, which is also why the convolutional network attains roughly twice the temperature-prediction accuracy. That argument ranks the two candidates, and ranks them the same way for both networks, so by itself it cannot explain why the networks differ.</w:t>
+      </w:r>
+    </w:p>
+    <w:p>
+      <w:r>
+        <w:rPr>
+          <w:i w:val="0"/>
+        </w:rPr>
+        <w:t xml:space="preserve">What differs is the menu. The first layer of the fully connected network computes </w:t>
+      </w:r>
       <m:oMath>
         <m:sSub>
           <m:e>
@@ -125,88 +1259,91 @@
           </m:sub>
         </m:sSub>
       </m:oMath>
-    </w:p>
-    <w:p>
-      <w:r>
-        <w:rPr>
-          <w:i w:val="0"/>
-        </w:rPr>
-        <w:t xml:space="preserve">correlate cleanly with the magnetization per site of the input, and the second-layer weights change structure at the critical coupling </w:t>
-      </w:r>
-      <m:oMath>
-        <m:sSub>
-          <m:e>
-            <m:r>
-              <m:t>K</m:t>
-            </m:r>
-          </m:e>
-          <m:sub>
-            <m:r>
-              <m:t>c</m:t>
-            </m:r>
-          </m:sub>
-        </m:sSub>
-        <m:r>
-          <m:t>=</m:t>
-        </m:r>
-        <m:f>
-          <m:fPr>
-            <m:type m:val="bar"/>
-          </m:fPr>
-          <m:num>
-            <m:argPr>
-              <m:scrLvl m:val="0"/>
-            </m:argPr>
-            <m:r>
-              <m:t>1</m:t>
-            </m:r>
-          </m:num>
-          <m:den>
-            <m:argPr>
-              <m:scrLvl m:val="0"/>
-            </m:argPr>
-            <m:r>
-              <m:t>2</m:t>
-            </m:r>
-          </m:den>
-        </m:f>
-        <m:r>
-          <m:rPr>
-            <m:sty m:val="p"/>
-          </m:rPr>
-          <m:t>ln</m:t>
-        </m:r>
-        <m:r>
-          <m:t>(1+</m:t>
-        </m:r>
-        <m:rad>
-          <m:radPr>
-            <m:degHide m:val="on"/>
-          </m:radPr>
-          <m:deg/>
-          <m:e>
-            <m:r>
-              <m:t>2</m:t>
-            </m:r>
-          </m:e>
-        </m:rad>
-        <m:r>
-          <m:t>)=0.4407</m:t>
-        </m:r>
-      </m:oMath>
-      <w:r>
-        <w:rPr>
-          <w:i w:val="0"/>
-        </w:rPr>
-        <w:t>, which lies between the eighth and ninth of the twenty targets, so all but a few of the training couplings sit well away from criticality. That change in the second layer is the only place where the transition enters a network that was never told a transition exists; the first layer supplies a quantity, and the layer above it is where the mapping from that quantity to the coupling stops behaving the same way on both sides. In a convolutional network with three hidden units the picture inverts. The first-layer outputs become proportional to the internal energy instead.</w:t>
-      </w:r>
-    </w:p>
-    <w:p>
-      <w:r>
-        <w:rPr>
-          <w:i w:val="0"/>
-        </w:rPr>
-        <w:t>Two architectures, one data set, one labelling, two different physical quantities. The explanation Kashiwa, Kikuchi and Tomiya offer is economic. Away from the critical point the internal energy varies far more strongly with coupling than the magnitude of the magnetization does, so a network optimizing coupling prediction should prefer it, and the convolutional network duly attains roughly twice the temperature-prediction accuracy of the fully connected one. That reasoning is correct and it is not enough, because steepness against coupling is a property of the data and is identical for both architectures. It explains a preference among options. It does not explain why the two architectures are offered different options.</w:t>
+      <w:r>
+        <w:rPr>
+          <w:i w:val="0"/>
+        </w:rPr>
+        <w:t xml:space="preserve">, a linear functional of the spins, and the hidden layer in that dissection was narrowed to three units, so every later layer is a function of three linear functionals and of nothing else. The internal energy is a sum of products </w:t>
+      </w:r>
+      <m:oMath>
+        <m:sSub>
+          <m:e>
+            <m:r>
+              <m:t>σ</m:t>
+            </m:r>
+          </m:e>
+          <m:sub>
+            <m:r>
+              <m:t>i</m:t>
+            </m:r>
+          </m:sub>
+        </m:sSub>
+        <m:sSub>
+          <m:e>
+            <m:r>
+              <m:t>σ</m:t>
+            </m:r>
+          </m:e>
+          <m:sub>
+            <m:r>
+              <m:t>j</m:t>
+            </m:r>
+          </m:sub>
+        </m:sSub>
+      </m:oMath>
+      <w:r>
+        <w:rPr>
+          <w:i w:val="0"/>
+        </w:rPr>
+        <w:t xml:space="preserve"> over bonds, quadratic in the spins, and no linear functional of a configuration is proportional to it; the only linear functional carrying what the temperature label needs is the uniform sum, which is the magnetization. A convolutional filter spanning two adjacent sites, followed by a pointwise nonlinearity, does contain the products, by exactly the counting that made the one-site probing network a function of the mean spin. The physics decides which statistic is the better thermometer, the architecture decides whether that statistic is on the menu at all, and the factor of two in accuracy is evidence for both halves at once.</w:t>
+      </w:r>
+    </w:p>
+    <w:p>
+      <w:r>
+        <w:rPr>
+          <w:i w:val="0"/>
+        </w:rPr>
+        <w:t xml:space="preserve">The sampling algorithm moves the ceiling rather than the menu. The low-temperature training data of Carrasquilla and Melko came from the Wolff cluster algorithm, and Philippe Suchsland and Stefan Wessel noted that Wolff updates produce strongly polarized configurations containing no extended domain walls. Include a significant fraction of domain-wall configurations, as local spin updates naturally do, and the hidden-layer activations show no clear overall relation to the magnetization except at large </w:t>
+      </w:r>
+      <m:oMath>
+        <m:d>
+          <m:dPr>
+            <m:begChr m:val="|"/>
+            <m:sepChr m:val=""/>
+            <m:endChr m:val="|"/>
+          </m:dPr>
+          <m:e>
+            <m:r>
+              <m:t>m</m:t>
+            </m:r>
+          </m:e>
+        </m:d>
+      </m:oMath>
+      <w:r>
+        <w:rPr>
+          <w:i w:val="0"/>
+        </w:rPr>
+        <w:t xml:space="preserve">, exhibiting instead traces of a linear relation to the configurational energy, the classification then resting on a combined representation of the two. The update rule is part of </w:t>
+      </w:r>
+      <m:oMath>
+        <m:sSub>
+          <m:e>
+            <m:r>
+              <m:t>p</m:t>
+            </m:r>
+          </m:e>
+          <m:sub>
+            <m:r>
+              <m:t>0</m:t>
+            </m:r>
+          </m:sub>
+        </m:sSub>
+      </m:oMath>
+      <w:r>
+        <w:rPr>
+          <w:i w:val="0"/>
+        </w:rPr>
+        <w:t>, so changing it moves the floor and the statistic that reaches it together. Two training sets a physicist would describe in the same words produce networks that have learned different functions.</w:t>
       </w:r>
     </w:p>
     <w:p>
@@ -214,21 +1351,52 @@
         <w:pStyle w:val="BookSection"/>
       </w:pPr>
       <w:r>
-        <w:t>What a First Layer Can Represent</w:t>
-      </w:r>
-    </w:p>
-    <w:p>
-      <w:r>
-        <w:rPr>
-          <w:i w:val="0"/>
-        </w:rPr>
-        <w:t xml:space="preserve">The answer is algebraic and it is exact. Because </w:t>
+        <w:t>The reach of the function class</w:t>
+      </w:r>
+    </w:p>
+    <w:p>
+      <w:r>
+        <w:rPr>
+          <w:i w:val="0"/>
+        </w:rPr>
+        <w:t>The second term is the function class, and principal component analysis makes it sharp because its class is exactly the linear functionals of the input. Wenjian Hu, Rajiv R. P. Singh and Richard T. Scalettar applied principal component analysis and autoencoders to five models, including the square-lattice Ising ferromagnet, a biquadratic-exchange spin-one Ising model and the two-dimensional XY model. Much of it works: transition temperatures come out with reasonable accuracy, first-order transitions are distinguishable from second-order ones and from crossovers, and the components map onto Fourier modes and order parameters whose size dependence yields critical exponents. Two cases fail, one with an exact explanation and one with half of one, and the asymmetry is the more useful lesson.</w:t>
+      </w:r>
+    </w:p>
+    <w:p>
+      <w:r>
+        <w:rPr>
+          <w:i w:val="0"/>
+        </w:rPr>
+        <w:t xml:space="preserve">Spin-one variables </w:t>
+      </w:r>
+      <m:oMath>
+        <m:sSub>
+          <m:e>
+            <m:r>
+              <m:t>S</m:t>
+            </m:r>
+          </m:e>
+          <m:sub>
+            <m:r>
+              <m:t>i</m:t>
+            </m:r>
+          </m:sub>
+        </m:sSub>
+        <m:r>
+          <m:t>∈{−1,0,+1}</m:t>
+        </m:r>
+      </m:oMath>
+      <w:r>
+        <w:rPr>
+          <w:i w:val="0"/>
+        </w:rPr>
+        <w:t xml:space="preserve"> interact in the biquadratic model through a coupling in </w:t>
       </w:r>
       <m:oMath>
         <m:sSubSup>
           <m:e>
             <m:r>
-              <m:t>σ</m:t>
+              <m:t>S</m:t>
             </m:r>
           </m:e>
           <m:sub>
@@ -242,15 +1410,142 @@
             </m:r>
           </m:sup>
         </m:sSubSup>
-        <m:r>
-          <m:t>=1</m:t>
-        </m:r>
-      </m:oMath>
-      <w:r>
-        <w:rPr>
-          <w:i w:val="0"/>
-        </w:rPr>
-        <w:t>, every real function on configurations has a unique expansion in products of distinct spins, the Fourier-Walsh expansion,</w:t>
+        <m:sSubSup>
+          <m:e>
+            <m:r>
+              <m:t>S</m:t>
+            </m:r>
+          </m:e>
+          <m:sub>
+            <m:r>
+              <m:t>j</m:t>
+            </m:r>
+          </m:sub>
+          <m:sup>
+            <m:r>
+              <m:t>2</m:t>
+            </m:r>
+          </m:sup>
+        </m:sSubSup>
+      </m:oMath>
+      <w:r>
+        <w:rPr>
+          <w:i w:val="0"/>
+        </w:rPr>
+        <w:t xml:space="preserve">, so the energy depends on the occupations </w:t>
+      </w:r>
+      <m:oMath>
+        <m:sSub>
+          <m:e>
+            <m:r>
+              <m:t>n</m:t>
+            </m:r>
+          </m:e>
+          <m:sub>
+            <m:r>
+              <m:t>i</m:t>
+            </m:r>
+          </m:sub>
+        </m:sSub>
+        <m:r>
+          <m:t>=</m:t>
+        </m:r>
+        <m:sSubSup>
+          <m:e>
+            <m:r>
+              <m:t>S</m:t>
+            </m:r>
+          </m:e>
+          <m:sub>
+            <m:r>
+              <m:t>i</m:t>
+            </m:r>
+          </m:sub>
+          <m:sup>
+            <m:r>
+              <m:t>2</m:t>
+            </m:r>
+          </m:sup>
+        </m:sSubSup>
+        <m:r>
+          <m:t>∈{0,1}</m:t>
+        </m:r>
+      </m:oMath>
+      <w:r>
+        <w:rPr>
+          <w:i w:val="0"/>
+        </w:rPr>
+        <w:t xml:space="preserve"> and not at all on the signs. Write </w:t>
+      </w:r>
+      <m:oMath>
+        <m:sSub>
+          <m:e>
+            <m:r>
+              <m:t>S</m:t>
+            </m:r>
+          </m:e>
+          <m:sub>
+            <m:r>
+              <m:t>i</m:t>
+            </m:r>
+          </m:sub>
+        </m:sSub>
+        <m:r>
+          <m:t>=</m:t>
+        </m:r>
+        <m:sSub>
+          <m:e>
+            <m:r>
+              <m:t>ϵ</m:t>
+            </m:r>
+          </m:e>
+          <m:sub>
+            <m:r>
+              <m:t>i</m:t>
+            </m:r>
+          </m:sub>
+        </m:sSub>
+        <m:sSub>
+          <m:e>
+            <m:r>
+              <m:t>n</m:t>
+            </m:r>
+          </m:e>
+          <m:sub>
+            <m:r>
+              <m:t>i</m:t>
+            </m:r>
+          </m:sub>
+        </m:sSub>
+      </m:oMath>
+      <w:r>
+        <w:rPr>
+          <w:i w:val="0"/>
+        </w:rPr>
+        <w:t xml:space="preserve"> with </w:t>
+      </w:r>
+      <m:oMath>
+        <m:sSub>
+          <m:e>
+            <m:r>
+              <m:t>ϵ</m:t>
+            </m:r>
+          </m:e>
+          <m:sub>
+            <m:r>
+              <m:t>i</m:t>
+            </m:r>
+          </m:sub>
+        </m:sSub>
+        <m:r>
+          <m:t>=±1</m:t>
+        </m:r>
+      </m:oMath>
+      <w:r>
+        <w:rPr>
+          <w:i w:val="0"/>
+        </w:rPr>
+        <w:t>. The Gibbs measure factorizes, the occupations carrying all of the Boltzmann weight and the signs on occupied sites being free and independently unbiased, so averaging the signs at fixed occupations gives</w:t>
       </w:r>
     </w:p>
     <w:p>
@@ -262,137 +1557,30 @@
       </w:pPr>
       <m:oMath>
         <m:r>
-          <m:t>f(σ)=</m:t>
-        </m:r>
-        <m:nary>
-          <m:naryPr>
-            <m:chr m:val="∑"/>
-            <m:limLoc m:val="subSup"/>
-            <m:grow m:val="1"/>
-            <m:subHide m:val="off"/>
-            <m:supHide m:val="on"/>
-          </m:naryPr>
-          <m:sub>
-            <m:r>
-              <m:t>A⊆{1,…,N}</m:t>
-            </m:r>
-          </m:sub>
-          <m:sup/>
-          <m:e>
-            <m:limUpp>
-              <m:e>
-                <m:r>
-                  <m:t>f</m:t>
-                </m:r>
-              </m:e>
-              <m:lim>
-                <m:r>
-                  <m:t>^</m:t>
-                </m:r>
-              </m:lim>
-            </m:limUpp>
-          </m:e>
-        </m:nary>
-        <m:r>
-          <m:t>(A)</m:t>
-        </m:r>
-        <m:nary>
-          <m:naryPr>
-            <m:chr m:val="∏"/>
-            <m:limLoc m:val="subSup"/>
-            <m:grow m:val="1"/>
-            <m:subHide m:val="off"/>
-            <m:supHide m:val="on"/>
-          </m:naryPr>
-          <m:sub>
-            <m:r>
-              <m:t>i∈A</m:t>
-            </m:r>
-          </m:sub>
-          <m:sup/>
-          <m:e>
-            <m:sSub>
-              <m:e>
-                <m:r>
-                  <m:t>σ</m:t>
-                </m:r>
-              </m:e>
-              <m:sub>
-                <m:r>
-                  <m:t>i</m:t>
-                </m:r>
-              </m:sub>
-            </m:sSub>
-          </m:e>
-        </m:nary>
-        <m:r>
-          <m:t>,</m:t>
-        </m:r>
-      </m:oMath>
-    </w:p>
-    <w:p>
-      <w:r>
-        <w:rPr>
-          <w:i w:val="0"/>
-        </w:rPr>
-        <w:t xml:space="preserve">with no higher powers anywhere, so a function is characterized by which monomials it uses and how far across the lattice their supports reach. The two candidate quantities sit at fixed and different places in that expansion. The magnetization per site is the whole of degree one with uniform coefficients. The internal energy is pure degree two, supported on the </w:t>
-      </w:r>
-      <m:oMath>
-        <m:r>
-          <m:t>2N</m:t>
-        </m:r>
-      </m:oMath>
-      <w:r>
-        <w:rPr>
-          <w:i w:val="0"/>
-        </w:rPr>
-        <w:t xml:space="preserve"> nearest-neighbour bonds and on none of the remaining pairs.</w:t>
-      </w:r>
-    </w:p>
-    <w:p>
-      <w:r>
-        <w:rPr>
-          <w:i w:val="0"/>
-        </w:rPr>
-        <w:t xml:space="preserve">Now read the fully connected unit </w:t>
-      </w:r>
-      <m:oMath>
-        <m:r>
-          <m:t>g(</m:t>
-        </m:r>
-        <m:nary>
-          <m:naryPr>
-            <m:chr m:val="∑"/>
-            <m:limLoc m:val="subSup"/>
-            <m:grow m:val="1"/>
-            <m:subHide m:val="off"/>
-            <m:supHide m:val="on"/>
-          </m:naryPr>
+          <m:t>⟨</m:t>
+        </m:r>
+        <m:sSub>
+          <m:e>
+            <m:r>
+              <m:t>S</m:t>
+            </m:r>
+          </m:e>
           <m:sub>
             <m:r>
               <m:t>i</m:t>
             </m:r>
           </m:sub>
-          <m:sup/>
-          <m:e>
-            <m:sSub>
-              <m:e>
-                <m:r>
-                  <m:t>w</m:t>
-                </m:r>
-              </m:e>
-              <m:sub>
-                <m:r>
-                  <m:t>ai</m:t>
-                </m:r>
-              </m:sub>
-            </m:sSub>
-          </m:e>
-        </m:nary>
-        <m:sSub>
-          <m:e>
-            <m:r>
-              <m:t>σ</m:t>
+        </m:sSub>
+        <m:r>
+          <m:t>⟩=0,</m:t>
+        </m:r>
+        <m:r>
+          <m:t>⟨</m:t>
+        </m:r>
+        <m:sSub>
+          <m:e>
+            <m:r>
+              <m:t>S</m:t>
             </m:r>
           </m:e>
           <m:sub>
@@ -401,36 +1589,25 @@
             </m:r>
           </m:sub>
         </m:sSub>
-        <m:r>
-          <m:t>+</m:t>
-        </m:r>
-        <m:sSub>
-          <m:e>
-            <m:r>
-              <m:t>b</m:t>
-            </m:r>
-          </m:e>
-          <m:sub>
-            <m:r>
-              <m:t>a</m:t>
-            </m:r>
-          </m:sub>
-        </m:sSub>
-        <m:r>
-          <m:t>)</m:t>
-        </m:r>
-      </m:oMath>
-      <w:r>
-        <w:rPr>
-          <w:i w:val="0"/>
-        </w:rPr>
-        <w:t xml:space="preserve"> in that basis. Degree one is free: set the weights uniform and the pre-activation is already the magnetization, before any nonlinearity acts. Degree two is expensive. The coefficient the unit attaches to </w:t>
-      </w:r>
-      <m:oMath>
-        <m:sSub>
-          <m:e>
-            <m:r>
-              <m:t>σ</m:t>
+        <m:sSub>
+          <m:e>
+            <m:r>
+              <m:t>S</m:t>
+            </m:r>
+          </m:e>
+          <m:sub>
+            <m:r>
+              <m:t>j</m:t>
+            </m:r>
+          </m:sub>
+        </m:sSub>
+        <m:r>
+          <m:t>⟩=\langle</m:t>
+        </m:r>
+        <m:sSub>
+          <m:e>
+            <m:r>
+              <m:t>n</m:t>
             </m:r>
           </m:e>
           <m:sub>
@@ -442,7 +1619,7 @@
         <m:sSub>
           <m:e>
             <m:r>
-              <m:t>σ</m:t>
+              <m:t>n</m:t>
             </m:r>
           </m:e>
           <m:sub>
@@ -451,46 +1628,63 @@
             </m:r>
           </m:sub>
         </m:sSub>
-      </m:oMath>
-      <w:r>
-        <w:rPr>
-          <w:i w:val="0"/>
-        </w:rPr>
-        <w:t xml:space="preserve"> is governed by the product </w:t>
-      </w:r>
-      <m:oMath>
-        <m:sSub>
-          <m:e>
-            <m:r>
-              <m:t>w</m:t>
-            </m:r>
-          </m:e>
-          <m:sub>
-            <m:r>
-              <m:t>ai</m:t>
-            </m:r>
-          </m:sub>
-        </m:sSub>
-        <m:sSub>
-          <m:e>
-            <m:r>
-              <m:t>w</m:t>
-            </m:r>
-          </m:e>
-          <m:sub>
-            <m:r>
-              <m:t>aj</m:t>
-            </m:r>
-          </m:sub>
-        </m:sSub>
-      </m:oMath>
-      <w:r>
-        <w:rPr>
-          <w:i w:val="0"/>
-        </w:rPr>
-        <w:t xml:space="preserve">, so one unit contributes a rank-one pattern of pair weights, and a layer of </w:t>
-      </w:r>
-      <m:oMath>
+        <m:r>
+          <m:t>⟨</m:t>
+        </m:r>
+        <m:sSub>
+          <m:e>
+            <m:r>
+              <m:t>ϵ</m:t>
+            </m:r>
+          </m:e>
+          <m:sub>
+            <m:r>
+              <m:t>i</m:t>
+            </m:r>
+          </m:sub>
+        </m:sSub>
+        <m:sSub>
+          <m:e>
+            <m:r>
+              <m:t>ϵ</m:t>
+            </m:r>
+          </m:e>
+          <m:sub>
+            <m:r>
+              <m:t>j</m:t>
+            </m:r>
+          </m:sub>
+        </m:sSub>
+        <m:sSub>
+          <m:e>
+            <m:r>
+              <m:t>⟩</m:t>
+            </m:r>
+          </m:e>
+          <m:sub>
+            <m:r>
+              <m:t>ϵ∣n</m:t>
+            </m:r>
+          </m:sub>
+        </m:sSub>
+        <m:r>
+          <m:t>\rangle=</m:t>
+        </m:r>
+        <m:sSub>
+          <m:e>
+            <m:r>
+              <m:t>δ</m:t>
+            </m:r>
+          </m:e>
+          <m:sub>
+            <m:r>
+              <m:t>ij</m:t>
+            </m:r>
+          </m:sub>
+        </m:sSub>
+        <m:r>
+          <m:t>⟨</m:t>
+        </m:r>
         <m:sSub>
           <m:e>
             <m:r>
@@ -499,16 +1693,21 @@
           </m:e>
           <m:sub>
             <m:r>
-              <m:t>h</m:t>
-            </m:r>
-          </m:sub>
-        </m:sSub>
-      </m:oMath>
-      <w:r>
-        <w:rPr>
-          <w:i w:val="0"/>
-        </w:rPr>
-        <w:t xml:space="preserve"> units contributes a pattern of rank at most </w:t>
+              <m:t>i</m:t>
+            </m:r>
+          </m:sub>
+        </m:sSub>
+        <m:r>
+          <m:t>⟩.</m:t>
+        </m:r>
+      </m:oMath>
+    </w:p>
+    <w:p>
+      <w:r>
+        <w:rPr>
+          <w:i w:val="0"/>
+        </w:rPr>
+        <w:t xml:space="preserve">The covariance matrix of the raw variables is exactly diagonal, and translational invariance makes it a multiple of the identity: at any temperature all of its eigenvalues are equal, however sharp the arrangement of the charges </w:t>
       </w:r>
       <m:oMath>
         <m:sSub>
@@ -519,348 +1718,16 @@
           </m:e>
           <m:sub>
             <m:r>
-              <m:t>h</m:t>
-            </m:r>
-          </m:sub>
-        </m:sSub>
-      </m:oMath>
-      <w:r>
-        <w:rPr>
-          <w:i w:val="0"/>
-        </w:rPr>
-        <w:t xml:space="preserve">. The pair pattern the internal energy requires is the adjacency matrix of the square lattice, whose eigenvalues </w:t>
-      </w:r>
-      <m:oMath>
-        <m:r>
-          <m:t>2</m:t>
-        </m:r>
-        <m:r>
-          <m:rPr>
-            <m:sty m:val="p"/>
-          </m:rPr>
-          <m:t>cos</m:t>
-        </m:r>
-        <m:sSub>
-          <m:e>
-            <m:r>
-              <m:t>k</m:t>
-            </m:r>
-          </m:e>
-          <m:sub>
-            <m:r>
-              <m:t>x</m:t>
-            </m:r>
-          </m:sub>
-        </m:sSub>
-        <m:r>
-          <m:t>+2</m:t>
-        </m:r>
-        <m:r>
-          <m:rPr>
-            <m:sty m:val="p"/>
-          </m:rPr>
-          <m:t>cos</m:t>
-        </m:r>
-        <m:sSub>
-          <m:e>
-            <m:r>
-              <m:t>k</m:t>
-            </m:r>
-          </m:e>
-          <m:sub>
-            <m:r>
-              <m:t>y</m:t>
-            </m:r>
-          </m:sub>
-        </m:sSub>
-      </m:oMath>
-      <w:r>
-        <w:rPr>
-          <w:i w:val="0"/>
-        </w:rPr>
-        <w:t xml:space="preserve"> vanish only along a line in the Brillouin zone, leaving a rank of order </w:t>
-      </w:r>
-      <m:oMath>
-        <m:r>
-          <m:t>N</m:t>
-        </m:r>
-      </m:oMath>
-      <w:r>
-        <w:rPr>
-          <w:i w:val="0"/>
-        </w:rPr>
-        <w:t>. Three hidden units cannot supply a rank-256 pattern, and eighty cannot either. The internal energy is not merely disfavoured in a fully connected first layer. It is close to unreachable there, and the magnetization costs nothing.</w:t>
-      </w:r>
-    </w:p>
-    <w:p>
-      <w:r>
-        <w:rPr>
-          <w:i w:val="0"/>
-        </w:rPr>
-        <w:t xml:space="preserve">The obvious objection is that a network with one hidden layer approximates any continuous function to any accuracy, so nothing is unreachable in principle. That is the universal approximation theorem, and it is a statement about unbounded width. The rank counting above is a statement about width at the values actually used, which in the fully connected networks of this literature are three, five, eighty and one hundred, against lattices of </w:t>
-      </w:r>
-      <m:oMath>
-        <m:r>
-          <m:t>256</m:t>
-        </m:r>
-      </m:oMath>
-      <w:r>
-        <w:rPr>
-          <w:i w:val="0"/>
-        </w:rPr>
-        <w:t xml:space="preserve"> and </w:t>
-      </w:r>
-      <m:oMath>
-        <m:r>
-          <m:t>1600</m:t>
-        </m:r>
-      </m:oMath>
-      <w:r>
-        <w:rPr>
-          <w:i w:val="0"/>
-        </w:rPr>
-        <w:t xml:space="preserve"> spins. Approximating the internal energy from a global affine functional means building the nearest-neighbour pair pattern out of rank-one pieces while cancelling the contributions those same pieces make at every other pair and at every higher degree, and the number of pieces needed grows with the lattice. The theorem promises that a wide enough layer can do it. Nothing promises that gradient descent on a narrow one will, and the weight dissection says it did not.</w:t>
-      </w:r>
-    </w:p>
-    <w:p>
-      <w:r>
-        <w:rPr>
-          <w:i w:val="0"/>
-        </w:rPr>
-        <w:t>A convolutional filter of side two changes the accounting completely. Its weight vector is supported on four sites, so the expansion of the filter output contains only the fifteen monomials that live inside that patch, four of which are nearest-neighbour bonds. Averaging the filter over translations returns a translation-invariant sum of local monomials of degree at most four, and the internal energy is the simplest quadratic member of that family. What a receptive field restricts is not resolution but degree and support, and inside a small patch every low-degree local quantity is cheap.</w:t>
-      </w:r>
-    </w:p>
-    <w:p>
-      <w:r>
-        <w:rPr>
-          <w:i w:val="0"/>
-        </w:rPr>
-        <w:t>That single fact organizes results usually reported as separate discoveries. It is why the receptive-field ladder of Sebastian Johann Wetzel and Manuel Scherzer moves the way it does, a one-by-one field containing a single spin and therefore only degree one, so the decision function is a function of the magnetization alone; a one-by-two field containing a bond, so the energy per site appears and the loss drops sharply; and no further gain from enlarging the field to the full lattice. It is why a two-by-two field, which contains a plaquette, was enough for the convolutional network with which Juan Carrasquilla and Roger G. Melko read the Ising lattice gauge theory, whose own appendix showed it was evaluating four-spin plaquette constraints and nothing topological, and why Pedro Ponte and Melko's polynomial kernels needed exactly degree four on that model and nothing less. And it is why Philippe Suchsland and Stefan Wessel found that eight fixed two-by-two rectified-linear filters handle domain-wall configurations efficiently: degree one and degree two both live inside the patch, so the architecture never has to choose between magnetization and local energy.</w:t>
-      </w:r>
-    </w:p>
-    <w:p>
-      <w:pPr>
-        <w:pStyle w:val="BookSection"/>
-      </w:pPr>
-      <w:r>
-        <w:t>Sufficiency Is Not Exclusivity</w:t>
-      </w:r>
-    </w:p>
-    <w:p>
-      <w:r>
-        <w:rPr>
-          <w:i w:val="0"/>
-        </w:rPr>
-        <w:t>The saturation of the receptive-field ladder is a statement about what is needed, not about what is used. Once a one-by-two field reaches the loss floor set by the overlap of the two training distributions, no longer-ranged correlation can lower the loss further. The unrestricted network sits on that same floor with capacity to spare, and spare capacity is routinely spent on correlations that make no difference to the loss. Upgrading sufficiency to exclusivity requires a separate experiment on the unrestricted network itself, and the experiment is not hard to specify.</w:t>
-      </w:r>
-    </w:p>
-    <w:p>
-      <w:r>
-        <w:rPr>
-          <w:i w:val="0"/>
-        </w:rPr>
-        <w:t>Take configurations from the trained network's test set and resample them under a constraint that fixes the magnetization and the nearest-neighbour energy exactly while randomizing everything of longer range, then check whether the output has moved. If the unrestricted network is reading only what the one-by-two network can read, the scores are unchanged; if it has spent its spare capacity elsewhere, they move. The complementary check regresses the unrestricted network's latent variable against both candidates and asks whether anything is left in the residual. Neither has been run, so nothing in the ladder licenses the stronger claim, and what follows are cases where the two readings come apart.</w:t>
-      </w:r>
-    </w:p>
-    <w:p>
-      <w:r>
-        <w:rPr>
-          <w:i w:val="0"/>
-        </w:rPr>
-        <w:t xml:space="preserve">There is a second restriction on what the ladder can be asked. The two training classes were drawn from below </w:t>
-      </w:r>
-      <m:oMath>
-        <m:r>
-          <m:t>T=1.6</m:t>
-        </m:r>
-      </m:oMath>
-      <w:r>
-        <w:rPr>
-          <w:i w:val="0"/>
-        </w:rPr>
-        <w:t xml:space="preserve"> and above </w:t>
-      </w:r>
-      <m:oMath>
-        <m:r>
-          <m:t>T=2.9</m:t>
-        </m:r>
-      </m:oMath>
-      <w:r>
-        <w:rPr>
-          <w:i w:val="0"/>
-        </w:rPr>
-        <w:t xml:space="preserve">, with the critical temperature </w:t>
-      </w:r>
-      <m:oMath>
-        <m:r>
-          <m:t>2.269</m:t>
-        </m:r>
-      </m:oMath>
-      <w:r>
-        <w:rPr>
-          <w:i w:val="0"/>
-        </w:rPr>
-        <w:t xml:space="preserve"> sitting inside a blanked window more than half a unit wide. The correlation length is short in both classes by construction, and a decision function reaching one bond is enough to separate two short-correlated ensembles. What saturation establishes is that with the critical region removed from the data, degree two exhausts the task. It cannot establish what would be needed on a task that includes it, and no experiment in this literature restores that window and repeats the ladder.</w:t>
-      </w:r>
-    </w:p>
-    <w:p>
-      <w:pPr>
-        <w:pStyle w:val="BookSection"/>
-      </w:pPr>
-      <w:r>
-        <w:t>The Sampler Belongs to the Hypothesis Class</w:t>
-      </w:r>
-    </w:p>
-    <w:p>
-      <w:r>
-        <w:rPr>
-          <w:i w:val="0"/>
-        </w:rPr>
-        <w:t>The features on offer are also fixed by the algorithm that produced the configurations, which Suchsland and Wessel established by changing nothing else. The low-temperature training sets throughout this literature were generated with the Wolff cluster algorithm, which flips large correlated regions in a single move and returns strongly polarized states containing no extended domain walls. Local single-spin-flip dynamics returns something different at the same temperature.</w:t>
-      </w:r>
-    </w:p>
-    <w:p>
-      <w:r>
-        <w:rPr>
-          <w:i w:val="0"/>
-        </w:rPr>
-        <w:t xml:space="preserve">The difference is not a matter of taste. A pair of straight domain walls wrapping a periodic lattice of side </w:t>
-      </w:r>
-      <m:oMath>
-        <m:r>
-          <m:t>L</m:t>
-        </m:r>
-      </m:oMath>
-      <w:r>
-        <w:rPr>
-          <w:i w:val="0"/>
-        </w:rPr>
-        <w:t xml:space="preserve"> costs an energy </w:t>
-      </w:r>
-      <m:oMath>
-        <m:r>
-          <m:t>4JL</m:t>
-        </m:r>
-      </m:oMath>
-      <w:r>
-        <w:rPr>
-          <w:i w:val="0"/>
-        </w:rPr>
-        <w:t xml:space="preserve">, so such a state carries Boltzmann weight of order </w:t>
-      </w:r>
-      <m:oMath>
-        <m:sSup>
-          <m:e>
-            <m:r>
-              <m:t>e</m:t>
-            </m:r>
-          </m:e>
-          <m:sup>
-            <m:r>
-              <m:t>−4βJL</m:t>
-            </m:r>
-          </m:sup>
-        </m:sSup>
-      </m:oMath>
-      <w:r>
-        <w:rPr>
-          <w:i w:val="0"/>
-        </w:rPr>
-        <w:t>, exponentially small in the linear size. An equilibrium low-temperature sample should contain almost none of them. A local-update chain, however, enters those states easily and then cannot leave, because escaping requires moving a wall across the whole lattice one spin at a time, and at accessible run lengths it does not happen. The resulting low-temperature set is not a Boltzmann ensemble that happens to have been sampled differently. It is a set that has not equilibrated, and a sizeable fraction of it consists of states the equilibrium distribution assigns essentially no weight.</w:t>
-      </w:r>
-    </w:p>
-    <w:p>
-      <w:r>
-        <w:rPr>
-          <w:i w:val="0"/>
-        </w:rPr>
-        <w:t>Fed the Wolff data, the hidden-layer activations of a fully connected network track the magnetization. Fed a significant fraction of extended-domain-wall states, those activations lose any clear overall relation to the magnetization except at large magnitude and show instead traces of a linear relation to the configurational energy, with the classification resting on a combined representation of the two. The algebra of the previous section says the first layer still cannot compute the energy, and it does not need to. Its output is still an affine functional of the spins; what has changed is the joint distribution of that functional with the energy across the training set. Domain walls lower the magnetization and raise the energy together, so on an ensemble stocked with them a quantity the layer can compute becomes an excellent proxy for one it cannot. The correlation is real and the representation is not.</w:t>
-      </w:r>
-    </w:p>
-    <w:p>
-      <w:r>
-        <w:rPr>
-          <w:i w:val="0"/>
-        </w:rPr>
-        <w:t>Accuracy does not notice any of this. The classification score is the same either way, and so is the extracted phase boundary, which means no score-based diagnostic can detect a training set that has failed to equilibrate. Suchsland and Wessel accordingly pair the confusion scheme of Evert P. L. van Nieuwenburg, Ye-Hua Liu and Sebastian D. Huber with a simple threshold-value classifier and use the combination as a diagnostic for what a given network has learned rather than for where the transition sits. The same paper runs the corresponding test one level lower, contrasting bare spin inputs against vortex-preprocessed inputs for the two-dimensional XY model, which is where the question of what to feed in stops being a detail.</w:t>
-      </w:r>
-    </w:p>
-    <w:p>
-      <w:pPr>
-        <w:pStyle w:val="BookSection"/>
-      </w:pPr>
-      <w:r>
-        <w:t>Which Variables You Hand Over</w:t>
-      </w:r>
-    </w:p>
-    <w:p>
-      <w:r>
-        <w:rPr>
-          <w:i w:val="0"/>
-        </w:rPr>
-        <w:t>Beneath the architecture and the sampler lies the coarsest restriction of all, the choice of what to feed in. Wenjian Hu, Rajiv R. P. Singh and Richard T. Scalettar applied principal component analysis and autoencoders to the square-lattice Ising ferromagnet, the triangular-lattice Ising antiferromagnet, the Blume-Capel model, a biquadratic-exchange spin-one Ising model and the two-dimensional XY model. Much of it works. Principal component analysis locates transition temperatures with reasonable accuracy, the evolution of the leading component's distribution separates a strong first-order transition from a continuous one and a crossover from a genuine transition, the components map onto Fourier modes and order parameters with size dependence that yields critical exponents, and in the frustrated triangular antiferromagnet they point toward incipient orders.</w:t>
-      </w:r>
-    </w:p>
-    <w:p>
-      <w:r>
-        <w:rPr>
-          <w:i w:val="0"/>
-        </w:rPr>
-        <w:t xml:space="preserve">The two failures are the useful part. For the biquadratic spin-one model, feeding the raw variables </w:t>
-      </w:r>
-      <m:oMath>
-        <m:d>
-          <m:dPr>
-            <m:begChr m:val="{"/>
-            <m:sepChr m:val=""/>
-            <m:endChr m:val="}"/>
-          </m:dPr>
-          <m:e>
-            <m:sSub>
-              <m:e>
-                <m:r>
-                  <m:t>S</m:t>
-                </m:r>
-              </m:e>
-              <m:sub>
-                <m:r>
-                  <m:t>i</m:t>
-                </m:r>
-              </m:sub>
-            </m:sSub>
-          </m:e>
-        </m:d>
-      </m:oMath>
-      <w:r>
-        <w:rPr>
-          <w:i w:val="0"/>
-        </w:rPr>
-        <w:t xml:space="preserve"> produces no dominant principal component at all and a projection in which every temperature is mixed together. The structure that distinguishes low temperature from high lives in the checkerboard arrangement of </w:t>
-      </w:r>
-      <m:oMath>
-        <m:sSubSup>
-          <m:e>
-            <m:r>
-              <m:t>S</m:t>
-            </m:r>
-          </m:e>
-          <m:sub>
-            <m:r>
               <m:t>i</m:t>
             </m:r>
           </m:sub>
-          <m:sup>
-            <m:r>
-              <m:t>2</m:t>
-            </m:r>
-          </m:sup>
-        </m:sSubSup>
-      </m:oMath>
-      <w:r>
-        <w:rPr>
-          <w:i w:val="0"/>
-        </w:rPr>
-        <w:t xml:space="preserve">, the local charge, while the signed variables average to zero; Hu, Singh and Scalettar also establish that this model has no phase transition and a macroscopic ground-state degeneracy. Feeding </w:t>
+        </m:sSub>
+      </m:oMath>
+      <w:r>
+        <w:rPr>
+          <w:i w:val="0"/>
+        </w:rPr>
+        <w:t xml:space="preserve"> has become. Hu, Singh and Scalettar report exactly this, no dominant principal component and a projection mixing all temperatures together. The same sign freedom gives the model a macroscopically degenerate ground state and, as the same authors establish, no phase transition at all, so the blindness is not a missed transition. It is that charge correlations present in every configuration, and strengthening as temperature falls, leave no trace in a spectrum made degenerate by the identity above rather than by any property of the state. Feeding </w:t>
       </w:r>
       <m:oMath>
         <m:d>
@@ -894,111 +1761,58 @@
         <w:rPr>
           <w:i w:val="0"/>
         </w:rPr>
-        <w:t xml:space="preserve"> instead restores a dominant component immediately. In the XY model the same thing happens with the local vorticity of each plaquette, which takes the values </w:t>
-      </w:r>
-      <m:oMath>
-        <m:r>
-          <m:t>+1</m:t>
-        </m:r>
-      </m:oMath>
-      <w:r>
-        <w:rPr>
-          <w:i w:val="0"/>
-        </w:rPr>
-        <w:t xml:space="preserve">, </w:t>
-      </w:r>
-      <m:oMath>
-        <m:r>
-          <m:t>0</m:t>
-        </m:r>
-      </m:oMath>
-      <w:r>
-        <w:rPr>
-          <w:i w:val="0"/>
-        </w:rPr>
-        <w:t xml:space="preserve"> and </w:t>
-      </w:r>
-      <m:oMath>
-        <m:r>
-          <m:t>−1</m:t>
-        </m:r>
-      </m:oMath>
-      <w:r>
-        <w:rPr>
-          <w:i w:val="0"/>
-        </w:rPr>
-        <w:t>. Fed the signed values the analysis finds nothing, because vortices and antivortices occur in equal numbers and cancel. Fed the absolute vorticity, one wherever a defect of either sign sits, a dominant component reappears, though the signal looks more like a crossover than a true transition, and Hu, Singh and Scalettar note that seeing the vortex-antivortex unbinding transition this way may be difficult for principal component analysis or for any machine learning technique.</w:t>
-      </w:r>
-    </w:p>
-    <w:p>
-      <w:r>
-        <w:rPr>
-          <w:i w:val="0"/>
-        </w:rPr>
-        <w:t xml:space="preserve">This is the same algebra as the receptive field, one level further out. Principal component analysis diagonalizes a covariance matrix, so its components are linear functionals of whatever variables were supplied, degree one and nothing else. Both quantities that rescue these two models are degree two in the supplied variables: </w:t>
-      </w:r>
-      <m:oMath>
-        <m:sSubSup>
-          <m:e>
-            <m:r>
-              <m:t>S</m:t>
-            </m:r>
-          </m:e>
-          <m:sub>
-            <m:r>
-              <m:t>i</m:t>
-            </m:r>
-          </m:sub>
-          <m:sup>
-            <m:r>
-              <m:t>2</m:t>
-            </m:r>
-          </m:sup>
-        </m:sSubSup>
-      </m:oMath>
-      <w:r>
-        <w:rPr>
-          <w:i w:val="0"/>
-        </w:rPr>
-        <w:t xml:space="preserve"> is manifestly so, and for vorticity taking three integer values the absolute value is precisely the square. No linear functional of the inputs recovers a quadratic function of them, which is why the failures are total rather than partial and why they announce themselves as an absence of structure rather than as a wrong answer. Restricting a receptive field bounds the degree a decision function may reach; choosing the input variables decides what degree one is degree one in. Bare spins, bond variables, triangle variables, plaquette variables and vorticity are different bases, and no linear map carries one into another.</w:t>
-      </w:r>
-    </w:p>
-    <w:p>
-      <w:pPr>
-        <w:pStyle w:val="BookSection"/>
-      </w:pPr>
-      <w:r>
-        <w:t>When the Score Ranks the Mechanisms Wrongly</w:t>
-      </w:r>
-    </w:p>
-    <w:p>
-      <w:r>
-        <w:rPr>
-          <w:i w:val="0"/>
-        </w:rPr>
-        <w:t>Matthew J. S. Beach, Anna Golubeva and Melko pushed the XY case until the score and the mechanism disagreed outright. The question is whether a network can classify phases from topological defects rather than from a bulk order parameter, which is the only honest question for the Berezinskii-Kosterlitz-Thouless transition, since the Mermin-Wagner theorem forbids spontaneous magnetization at any nonzero temperature in two dimensions and the low-temperature phase carries only quasi-long-range order with power-law correlations. A single-layer network does not classify the phases at all. A convolutional network classifies them easily, and Beach, Golubeva and Melko showed that it does so by learning the global magnetization.</w:t>
-      </w:r>
-    </w:p>
-    <w:p>
-      <w:r>
-        <w:rPr>
-          <w:i w:val="0"/>
-        </w:rPr>
-        <w:t xml:space="preserve">The same degree counting applies here with one extra step. On a continuous-spin model the quantity available at degree one in the supplied components is the vector magnetization </w:t>
-      </w:r>
-      <m:oMath>
-        <m:sSup>
-          <m:e>
-            <m:r>
-              <m:t>N</m:t>
-            </m:r>
-          </m:e>
-          <m:sup>
-            <m:r>
-              <m:t>−1</m:t>
-            </m:r>
-          </m:sup>
-        </m:sSup>
+        <w:t xml:space="preserve"> restores a dominant component, and the derivation says how far. Translational invariance makes the occupation covariance diagonal in Fourier modes, so the components are plane waves and the eigenvalues are the charge structure factor; which wavevector leads is a statement about the sign structure of the charge correlations and not about symmetry. Staggered correlations put the leading mode at the corner of the Brillouin zone and uniform ones at its centre, and nothing in the argument excludes the uniform mode in advance, the total charge being unconserved and its fluctuations not small by fiat.</w:t>
+      </w:r>
+    </w:p>
+    <w:p>
+      <w:r>
+        <w:rPr>
+          <w:i w:val="0"/>
+        </w:rPr>
+        <w:t xml:space="preserve">The XY failure has a different structure and a weaker resolution. Assign to each plaquette the winding number </w:t>
+      </w:r>
+      <m:oMath>
+        <m:sSub>
+          <m:e>
+            <m:r>
+              <m:t>v</m:t>
+            </m:r>
+          </m:e>
+          <m:sub>
+            <m:r>
+              <m:t>p</m:t>
+            </m:r>
+          </m:sub>
+        </m:sSub>
+        <m:r>
+          <m:t>∈{−1,0,+1}</m:t>
+        </m:r>
+      </m:oMath>
+      <w:r>
+        <w:rPr>
+          <w:i w:val="0"/>
+        </w:rPr>
+        <w:t xml:space="preserve"> defined by </w:t>
+      </w:r>
+      <m:oMath>
+        <m:r>
+          <m:t>2π</m:t>
+        </m:r>
+        <m:sSub>
+          <m:e>
+            <m:r>
+              <m:t>v</m:t>
+            </m:r>
+          </m:e>
+          <m:sub>
+            <m:r>
+              <m:t>p</m:t>
+            </m:r>
+          </m:sub>
+        </m:sSub>
+        <m:r>
+          <m:t>=</m:t>
+        </m:r>
         <m:nary>
           <m:naryPr>
             <m:chr m:val="∑"/>
@@ -1009,19 +1823,13 @@
           </m:naryPr>
           <m:sub>
             <m:r>
-              <m:t>i</m:t>
+              <m:t>⟨ij⟩∈p</m:t>
             </m:r>
           </m:sub>
           <m:sup/>
           <m:e>
             <m:r>
-              <m:t>(</m:t>
-            </m:r>
-            <m:r>
-              <m:rPr>
-                <m:sty m:val="p"/>
-              </m:rPr>
-              <m:t>cos</m:t>
+              <m:t>Δ</m:t>
             </m:r>
           </m:e>
         </m:nary>
@@ -1033,152 +1841,130 @@
           </m:e>
           <m:sub>
             <m:r>
-              <m:t>i</m:t>
-            </m:r>
-          </m:sub>
-        </m:sSub>
-        <m:r>
-          <m:t>,</m:t>
-        </m:r>
-        <m:r>
-          <m:rPr>
-            <m:sty m:val="p"/>
-          </m:rPr>
-          <m:t>sin</m:t>
-        </m:r>
-        <m:sSub>
-          <m:e>
-            <m:r>
-              <m:t>θ</m:t>
-            </m:r>
-          </m:e>
-          <m:sub>
-            <m:r>
-              <m:t>i</m:t>
-            </m:r>
-          </m:sub>
-        </m:sSub>
-        <m:r>
-          <m:t>)</m:t>
-        </m:r>
-      </m:oMath>
-      <w:r>
-        <w:rPr>
-          <w:i w:val="0"/>
-        </w:rPr>
-        <w:t>, whose components average to zero over the ensemble by the rotational symmetry of the Hamiltonian, so what a classifier can actually use is its magnitude, a quadratic function of the same components. That is the identical step that rescued the vorticity, a signed quantity replaced by its square, and it is the cheapest thing above degree one that a network on this input can build. What it buys on this model is a finite-size pseudo-order-parameter which vanishes in precisely the limit toward which the network's estimate is being extrapolated.</w:t>
-      </w:r>
-    </w:p>
-    <w:p>
-      <w:r>
-        <w:rPr>
-          <w:i w:val="0"/>
-        </w:rPr>
-        <w:t>Substantial feature engineering of the raw spin states is required before any feature of the vortex configurations can be credited with the learned transition temperature. Beach, Golubeva and Melko then built a deep network that learns vortices without feature engineering, and reported the awkward corollary: detecting vortices does not necessarily give the best classification accuracy, particularly for lattices below about a thousand spins. On this model, ranking candidate mechanisms by their scores places the physically correct one second.</w:t>
-      </w:r>
-    </w:p>
-    <w:p>
-      <w:pPr>
-        <w:pStyle w:val="BookSection"/>
-      </w:pPr>
-      <w:r>
-        <w:t>Declaring the Rung</w:t>
-      </w:r>
-    </w:p>
-    <w:p>
-      <w:r>
-        <w:rPr>
-          <w:i w:val="0"/>
-        </w:rPr>
-        <w:t xml:space="preserve">One response is to build the monomials by hand and say so. Yi Zhang and Eun-Ah Kim's quantum loop topography converts a many-body Hamiltonian or wave function into a multi-dimensional image by evaluating two-point operators arranged into closed loops at independent Monte Carlo steps, with the choice of loops guided by the relevant response function, here the Hall conductivity. Fed to a fully connected network with a single hidden layer, that representation separates Chern insulators and fractional Chern insulators from trivial insulators, producing what Zhang and Kim describe as the first machine-learned phase diagram containing a topological quantum phase transition. Zhang, Melko and Kim extended the construction to quasiparticle statistics, building loop observables sensitive to the mutual statistics of spinons and visons and locating the boundary of a </w:t>
-      </w:r>
-      <m:oMath>
-        <m:sSub>
-          <m:e>
-            <m:r>
-              <m:t>Z</m:t>
-            </m:r>
-          </m:e>
-          <m:sub>
-            <m:r>
-              <m:t>2</m:t>
-            </m:r>
-          </m:sub>
-        </m:sSub>
-      </m:oMath>
-      <w:r>
-        <w:rPr>
-          <w:i w:val="0"/>
-        </w:rPr>
-        <w:t xml:space="preserve"> quantum spin liquid without evaluating Wilson loops or the topological entanglement entropy.</w:t>
-      </w:r>
-    </w:p>
-    <w:p>
-      <w:r>
-        <w:rPr>
-          <w:i w:val="0"/>
-        </w:rPr>
-        <w:t>The choice of the loop is where the physics enters, and it is forced by what the quantity being sought looks like. The Hall conductivity of a filled band is fixed by the Chern number through the Thouless-Kohmoto-Nightingale-den Nijs formula, an integral of the Berry curvature over the Brillouin zone, and no local function of wave-function amplitudes computes it, because the phase of a state at a point is arbitrary and only the phase accumulated around a closed circuit is not. On a lattice the discrete Berry phase is a product of overlaps taken around a closed loop, so a closed loop of two-point operators is the smallest object in which the relevant quantity is even well defined. The loop is the high-degree, gauge-invariant monomial that no first layer assembles for itself, supplied rather than searched for, and the network is a cheap nonlinear readout sitting on top of it.</w:t>
-      </w:r>
-    </w:p>
-    <w:p>
-      <w:r>
-        <w:rPr>
-          <w:i w:val="0"/>
-        </w:rPr>
-        <w:t>Jonas Greitemann, Ke Liu and Lode Pollet made the basis itself the output. Their support vector machine uses a tensorial kernel drawn from the theory of orientational tensors, so the decision function is directly interpretable as an explicit multipolar order parameter, and it detects hidden nematic spin order with nobody specifying in advance what to look for.</w:t>
-      </w:r>
-    </w:p>
-    <w:p>
-      <w:r>
-        <w:rPr>
-          <w:i w:val="0"/>
-        </w:rPr>
-        <w:t>The instrument fits the problem because multipolar order is invisible to the obvious observables. A nematic state has no net magnetization, since reversing every spin leaves it unchanged, and the quantity that orders is a symmetric traceless tensor built from products of spin components rather than from the components themselves. A kernel that constructs monomials in those components up to a chosen rank places every candidate multipole in the feature space at once, and the coefficient matrix the optimization returns, read in that monomial basis, names which multipole ordered and with what weights. The rank plays the part the receptive field played earlier, bounding the degree while leaving the identity of the answer open. Applied to frustrated magnets by Greitemann, Liu, Ludovic D. C. Jaubert, Han Yan, Nic Shannon and Pollet, it recovered not only hidden order parameters but the emergent local constraints, the ground-state ice rules, that characterize classical spin liquids.</w:t>
-      </w:r>
-    </w:p>
-    <w:p>
-      <w:r>
-        <w:rPr>
-          <w:i w:val="0"/>
-        </w:rPr>
-        <w:t>The opposite response is to move the choice inside the optimization. Patrick Huembeli, Alexandre Dauphin and Peter Wittek took a first step with adversarial domain adaptation, training on a labelled region of parameter space and adapting to unlabelled data elsewhere, which yielded phase diagrams directly from ground states for the finite-temperature Ising model, the Bose-Hubbard model and the disordered Su-Schrieffer-Heeger model with no ad hoc preprocessing. Huembeli, Dauphin, Wittek and Christian Gogolin then made the arrangement an almost entirely unsupervised game between two networks with conflicting objectives, in which the machine itself selects the features it predicts from. On the disorder-driven many-body-localization transition it produced a new effective order parameter and located the transition from far fewer disorder realizations, cutting the numerical effort of mapping the phase diagram by roughly a factor of a hundred. What is gained is a feature nobody had to guess. What is given up is the declared basis, and with it any way of reading the found quantity against a candidate, which bites hardest in the many-body-localized case because no agreed candidate exists there to read it against.</w:t>
-      </w:r>
-    </w:p>
-    <w:p>
-      <w:r>
-        <w:rPr>
-          <w:i w:val="0"/>
-        </w:rPr>
-        <w:t xml:space="preserve">So the interpretable methods win on every count that has been argued here, and almost nobody stopped training networks. The reason is in what makes a polynomial readable. A kernel of degree </w:t>
-      </w:r>
-      <m:oMath>
-        <m:r>
-          <m:t>k</m:t>
-        </m:r>
-      </m:oMath>
-      <w:r>
-        <w:rPr>
-          <w:i w:val="0"/>
-        </w:rPr>
-        <w:t xml:space="preserve"> writes the decision function in the basis of monomials of degree </w:t>
-      </w:r>
-      <m:oMath>
-        <m:r>
-          <m:t>k</m:t>
-        </m:r>
-      </m:oMath>
-      <w:r>
-        <w:rPr>
-          <w:i w:val="0"/>
-        </w:rPr>
-        <w:t xml:space="preserve"> in the inputs, and a physicist can read it because that basis is explicit and finite, which requires two conditions that hold together only for classical spins on a lattice: </w:t>
+              <m:t>ij</m:t>
+            </m:r>
+          </m:sub>
+        </m:sSub>
+      </m:oMath>
+      <w:r>
+        <w:rPr>
+          <w:i w:val="0"/>
+        </w:rPr>
+        <w:t xml:space="preserve">, each bond phase difference reduced to </w:t>
+      </w:r>
+      <m:oMath>
+        <m:r>
+          <m:t>(−π,π]</m:t>
+        </m:r>
+      </m:oMath>
+      <w:r>
+        <w:rPr>
+          <w:i w:val="0"/>
+        </w:rPr>
+        <w:t xml:space="preserve">. On a torus every bond lies in two plaquettes and is traversed in opposite senses, so the contributions cancel in pairs and </w:t>
+      </w:r>
+      <m:oMath>
+        <m:nary>
+          <m:naryPr>
+            <m:chr m:val="∑"/>
+            <m:limLoc m:val="subSup"/>
+            <m:grow m:val="1"/>
+            <m:subHide m:val="off"/>
+            <m:supHide m:val="on"/>
+          </m:naryPr>
+          <m:sub>
+            <m:r>
+              <m:t>p</m:t>
+            </m:r>
+          </m:sub>
+          <m:sup/>
+          <m:e>
+            <m:sSub>
+              <m:e>
+                <m:r>
+                  <m:t>v</m:t>
+                </m:r>
+              </m:e>
+              <m:sub>
+                <m:r>
+                  <m:t>p</m:t>
+                </m:r>
+              </m:sub>
+            </m:sSub>
+          </m:e>
+        </m:nary>
+        <m:r>
+          <m:t>=0</m:t>
+        </m:r>
+      </m:oMath>
+      <w:r>
+        <w:rPr>
+          <w:i w:val="0"/>
+        </w:rPr>
+        <w:t xml:space="preserve"> identically, configuration by configuration. The uniform weight vector, the direction that carried the magnetization in the Ising case, therefore has exactly zero variance, killed by an identity rather than by thermodynamics. That is the whole of what the identity gives. It says nothing about the rest of the spectrum, whereas the reported failure is that no other direction in the signed vorticity carries dominant variance either, which Hu, Singh and Scalettar establish empirically and which nothing above derives. Replacing </w:t>
+      </w:r>
+      <m:oMath>
+        <m:sSub>
+          <m:e>
+            <m:r>
+              <m:t>v</m:t>
+            </m:r>
+          </m:e>
+          <m:sub>
+            <m:r>
+              <m:t>p</m:t>
+            </m:r>
+          </m:sub>
+        </m:sSub>
+      </m:oMath>
+      <w:r>
+        <w:rPr>
+          <w:i w:val="0"/>
+        </w:rPr>
+        <w:t xml:space="preserve"> by </w:t>
+      </w:r>
+      <m:oMath>
+        <m:d>
+          <m:dPr>
+            <m:begChr m:val="|"/>
+            <m:sepChr m:val=""/>
+            <m:endChr m:val="|"/>
+          </m:dPr>
+          <m:e>
+            <m:sSub>
+              <m:e>
+                <m:r>
+                  <m:t>v</m:t>
+                </m:r>
+              </m:e>
+              <m:sub>
+                <m:r>
+                  <m:t>p</m:t>
+                </m:r>
+              </m:sub>
+            </m:sSub>
+          </m:e>
+        </m:d>
+      </m:oMath>
+      <w:r>
+        <w:rPr>
+          <w:i w:val="0"/>
+        </w:rPr>
+        <w:t xml:space="preserve"> removes the sum rule and a dominant component reappears, though the recovered signal, the same authors write, appears more like a crossover than a true phase transition, and seeing the Berezinskii-Kosterlitz-Thouless unbinding transition may, in the same authors' judgement, be difficult in principal component analysis or any machine-learning technique.</w:t>
+      </w:r>
+    </w:p>
+    <w:p>
+      <w:r>
+        <w:rPr>
+          <w:i w:val="0"/>
+        </w:rPr>
+        <w:t xml:space="preserve">Note what the two repairs have in common. Here </w:t>
       </w:r>
       <m:oMath>
         <m:sSubSup>
           <m:e>
             <m:r>
-              <m:t>σ</m:t>
+              <m:t>S</m:t>
             </m:r>
           </m:e>
           <m:sub>
@@ -1192,15 +1978,569 @@
             </m:r>
           </m:sup>
         </m:sSubSup>
-        <m:r>
-          <m:t>=1</m:t>
-        </m:r>
-      </m:oMath>
-      <w:r>
-        <w:rPr>
-          <w:i w:val="0"/>
-        </w:rPr>
-        <w:t xml:space="preserve"> truncates the expansion, and locality bounds the degree at which the answer can hide. Even there the method strains, and Ponte and Melko needed more training samples to find the degree-four function as the lattice grew. The states the field wanted next satisfy neither condition. A quantum many-body state offers amplitudes, or sampled operators, or an entanglement spectrum, and nobody has written down the basis in which its order parameter is a low-degree polynomial of any of them. The quantity to be found and the basis it must be written in are one problem, not two.</w:t>
+      </m:oMath>
+      <w:r>
+        <w:rPr>
+          <w:i w:val="0"/>
+        </w:rPr>
+        <w:t xml:space="preserve"> is a pointwise function of </w:t>
+      </w:r>
+      <m:oMath>
+        <m:sSub>
+          <m:e>
+            <m:r>
+              <m:t>S</m:t>
+            </m:r>
+          </m:e>
+          <m:sub>
+            <m:r>
+              <m:t>i</m:t>
+            </m:r>
+          </m:sub>
+        </m:sSub>
+      </m:oMath>
+      <w:r>
+        <w:rPr>
+          <w:i w:val="0"/>
+        </w:rPr>
+        <w:t xml:space="preserve"> and there </w:t>
+      </w:r>
+      <m:oMath>
+        <m:d>
+          <m:dPr>
+            <m:begChr m:val="|"/>
+            <m:sepChr m:val=""/>
+            <m:endChr m:val="|"/>
+          </m:dPr>
+          <m:e>
+            <m:sSub>
+              <m:e>
+                <m:r>
+                  <m:t>v</m:t>
+                </m:r>
+              </m:e>
+              <m:sub>
+                <m:r>
+                  <m:t>p</m:t>
+                </m:r>
+              </m:sub>
+            </m:sSub>
+          </m:e>
+        </m:d>
+      </m:oMath>
+      <w:r>
+        <w:rPr>
+          <w:i w:val="0"/>
+        </w:rPr>
+        <w:t xml:space="preserve"> is a pointwise function of </w:t>
+      </w:r>
+      <m:oMath>
+        <m:sSub>
+          <m:e>
+            <m:r>
+              <m:t>v</m:t>
+            </m:r>
+          </m:e>
+          <m:sub>
+            <m:r>
+              <m:t>p</m:t>
+            </m:r>
+          </m:sub>
+        </m:sSub>
+      </m:oMath>
+      <w:r>
+        <w:rPr>
+          <w:i w:val="0"/>
+        </w:rPr>
+        <w:t>, so the raw input to each failing run already determined the repaired input. Neither adds information; each moves one function of the data inside the reach of a class fixed before the data arrived, and since a linear method can form neither a square nor an absolute value, a person formed it by hand and the method was then declared successful. The step that genuinely enlarges the reach lies one layer earlier. A winding number is a nonlinear functional of the angles around a closed path, with a branch choice made separately for each bond difference, and no linear operation on the angles returns it. Nothing in a spectrum of principal components announces which kind of step was taken on the way in.</w:t>
+      </w:r>
+    </w:p>
+    <w:p>
+      <w:r>
+        <w:rPr>
+          <w:i w:val="0"/>
+        </w:rPr>
+        <w:t xml:space="preserve">The honest version of the same manoeuvre states the step in the open and in advance. Yi Zhang and Eun-Ah Kim built quantum loop topography as an explicit preprocessing stage: for each site a set of two-point operators whose supports close into loops is evaluated, each factor at an independent Monte Carlo step, and the results stacked into a multi-dimensional image with one loop per channel. Which loops enter is decided by the response function that defines the phase, here the Hall conductivity, whose Kubo formula is a sum over closed paths. The classifier reading that image is a fully connected network with one hidden layer, and it separates Chern insulators and fractional Chern insulators from trivial ones, giving what Zhang and Kim describe as the first machine-learned phase diagram containing a topological quantum phase transition. Yi Zhang, Roger G. Melko and Eun-Ah Kim extended the construction to quasiparticle statistics, with loop observables sensitive to the mutual statistics of spinons and visons, locating the boundary of a </w:t>
+      </w:r>
+      <m:oMath>
+        <m:sSub>
+          <m:e>
+            <m:r>
+              <m:t>Z</m:t>
+            </m:r>
+          </m:e>
+          <m:sub>
+            <m:r>
+              <m:t>2</m:t>
+            </m:r>
+          </m:sub>
+        </m:sSub>
+      </m:oMath>
+      <w:r>
+        <w:rPr>
+          <w:i w:val="0"/>
+        </w:rPr>
+        <w:t xml:space="preserve"> quantum spin liquid with no Wilson loop and no topological entanglement entropy anywhere. The topological content was computed before the network was consulted and the network supplied a threshold, which is the first of the two routes and not a defect: the choice of loops is exposed and can be argued about, and what the classifier performs is a likelihood-ratio test between hypotheses that physicists wrote down.</w:t>
+      </w:r>
+    </w:p>
+    <w:p>
+      <w:pPr>
+        <w:pStyle w:val="BookSection"/>
+      </w:pPr>
+      <w:r>
+        <w:t>What it costs to establish mechanism afterwards</w:t>
+      </w:r>
+    </w:p>
+    <w:p>
+      <w:r>
+        <w:rPr>
+          <w:i w:val="0"/>
+        </w:rPr>
+        <w:t>When nothing is declared in advance the mechanism has to be recovered later, at a cost no accuracy figure shows. The first bill came due in an appendix of the Carrasquilla and Melko paper itself. A convolutional network fed raw bond spins separates the ground-state manifold of the two-dimensional Ising gauge theory from infinite-temperature configurations perfectly, where the fully connected network of the same paper cannot beat chance. Nothing was engineered in that pipeline and nothing about the result invites a question. Carrasquilla and Melko asked one anyway, from two sides. Flipping one spin every few plaquettes preserves the topological order while violating the local constraints, and accuracy collapses to chance; cutting ground states into pieces and restitching pieces drawn from different states destroys the topological degeneracy while preserving the local constraints almost everywhere, and the network still calls the results ground states with high confidence. The two ablations bracket the decision function and force the conclusion, stated in that paper's own supplement, that local constraints are the only features the network relies on. It was not detecting topological order at all.</w:t>
+      </w:r>
+    </w:p>
+    <w:p>
+      <w:r>
+        <w:rPr>
+          <w:i w:val="0"/>
+        </w:rPr>
+        <w:t>Here, unlike the case of the magnetization and the energy, no comparison run on the original test set could have settled the question. Satisfied local constraints and topological order coincide on every configuration in the ground-state manifold and are absent together at infinite temperature, so the two hypotheses assign the same label to every sample the classifier was ever shown, and a loss comparison between them returns a tie. Separating them needs configurations on which they disagree, and no such configuration occurs in either ensemble. They had to be manufactured, by authors who by then suspected the answer, and the verdict appeared in a supplement rather than in the abstract.</w:t>
+      </w:r>
+    </w:p>
+    <w:p>
+      <w:r>
+        <w:rPr>
+          <w:i w:val="0"/>
+        </w:rPr>
+        <w:t>A year later Matthew J. S. Beach, Anna Golubeva and Roger G. Melko measured the same cost on the two-dimensional XY model, as the object of a paper rather than an appendix to one. A single-layer network fails to classify the phases; a convolutional network classifies easily, but by learning the global magnetization, a finite-size pseudo-order-parameter rather than the defects; and significant feature engineering of the raw spin states is required before features of the vortex configurations can convincingly be claimed responsible. A purpose-designed deep network learns vortices without that engineering, and is not necessarily the more accurate classifier, especially below roughly a thousand spins. Here the loss does separate the candidates and separates them the wrong way round, ranking the mechanism a physicist would call correct below one that reads a quantity with no thermodynamic limit.</w:t>
+      </w:r>
+    </w:p>
+    <w:p>
+      <w:pPr>
+        <w:pStyle w:val="BookSection"/>
+      </w:pPr>
+      <w:r>
+        <w:t>Letting the machine pick</w:t>
+      </w:r>
+    </w:p>
+    <w:p>
+      <w:r>
+        <w:rPr>
+          <w:i w:val="0"/>
+        </w:rPr>
+        <w:t>If the confound is that the sampling parameter leaks into the data, one can train against it. Patrick Huembeli, Alexandre Dauphin and Peter Wittek brought adversarial domain adaptation to phase detection: a feature extractor feeds two heads, one predicting the phase label and one predicting which region of parameter space the sample came from, and the extractor is trained to help the first while defeating the second. The surviving features predict the phase and are at the same time statistically indistinguishable between a labelled source region and an unlabelled target region. Huembeli, Dauphin and Wittek derived phase diagrams directly from ground states without ad hoc feature engineering, on the finite-temperature Ising, Bose-Hubbard and disordered Su-Schrieffer-Heeger models. The adversarial head suppresses exactly the nuisance channel identified above, a feature encoding where a sample was drawn rather than which phase it belongs to.</w:t>
+      </w:r>
+    </w:p>
+    <w:p>
+      <w:r>
+        <w:rPr>
+          <w:i w:val="0"/>
+        </w:rPr>
+        <w:t>Patrick Huembeli, Alexandre Dauphin, Peter Wittek and Christian Gogolin then pushed the same idea past supervision, in an adversarial game between two networks with conflicting objectives that the authors describe as almost entirely unsupervised, in which the machine itself chooses which features to predict from. Applied to the disorder-driven many-body-localization transition it returns a new effective order parameter, and pins the transition down from far fewer disorder realizations, cutting the numerical effort by roughly two orders of magnitude.</w:t>
+      </w:r>
+    </w:p>
+    <w:p>
+      <w:r>
+        <w:rPr>
+          <w:i w:val="0"/>
+        </w:rPr>
+        <w:t>Set that beside the studies this chapter opened with. Schindler, Regnault and Neupert and, separately, Venderley, Khemani and Kim located the same transition from entanglement spectra chosen in advance, so the resulting boundary is a statement about that diagnostic, while the adversarial arrangement searches over candidate features instead of scoring a nominated one. The saving in numerical effort is evidence that the search paid, not a per-sample gain in discriminating power, which would need the two protocols to draw comparable independent samples with comparable estimator variance.</w:t>
+      </w:r>
+    </w:p>
+    <w:p>
+      <w:r>
+        <w:rPr>
+          <w:i w:val="0"/>
+        </w:rPr>
+        <w:t>Two limitations belong with the result. A search over features is a search over functions of whatever was handed in, so the representation question is narrowed and not dissolved. And what the procedure returns is an effective order parameter realized as a network, a function one can evaluate but not read, so the transition is characterized operationally and not in the sense a physicist means when asking what separates the two sides.</w:t>
+      </w:r>
+    </w:p>
+    <w:p>
+      <w:pPr>
+        <w:pStyle w:val="BookSection"/>
+      </w:pPr>
+      <w:r>
+        <w:t>A decision function with coefficients</w:t>
+      </w:r>
+    </w:p>
+    <w:p>
+      <w:r>
+        <w:rPr>
+          <w:i w:val="0"/>
+        </w:rPr>
+        <w:t>That second limitation is not forced, because a learner can be chosen whose solution is an expression. For a support vector machine the decision function is the finite sum</w:t>
+      </w:r>
+    </w:p>
+    <w:p>
+      <w:pPr>
+        <w:spacing w:before="200" w:after="200"/>
+        <w:ind w:firstLine="0"/>
+        <w:jc w:val="center"/>
+        <w:contextualSpacing w:val="0"/>
+      </w:pPr>
+      <m:oMath>
+        <m:r>
+          <m:t>d(x)=</m:t>
+        </m:r>
+        <m:nary>
+          <m:naryPr>
+            <m:chr m:val="∑"/>
+            <m:limLoc m:val="subSup"/>
+            <m:grow m:val="1"/>
+            <m:subHide m:val="off"/>
+            <m:supHide m:val="on"/>
+          </m:naryPr>
+          <m:sub>
+            <m:r>
+              <m:t>i</m:t>
+            </m:r>
+          </m:sub>
+          <m:sup/>
+          <m:e>
+            <m:sSub>
+              <m:e>
+                <m:r>
+                  <m:t>α</m:t>
+                </m:r>
+              </m:e>
+              <m:sub>
+                <m:r>
+                  <m:t>i</m:t>
+                </m:r>
+              </m:sub>
+            </m:sSub>
+          </m:e>
+        </m:nary>
+        <m:sSub>
+          <m:e>
+            <m:r>
+              <m:t>y</m:t>
+            </m:r>
+          </m:e>
+          <m:sub>
+            <m:r>
+              <m:t>i</m:t>
+            </m:r>
+          </m:sub>
+        </m:sSub>
+        <m:r>
+          <m:t>K(</m:t>
+        </m:r>
+        <m:sSub>
+          <m:e>
+            <m:r>
+              <m:t>x</m:t>
+            </m:r>
+          </m:e>
+          <m:sub>
+            <m:r>
+              <m:t>i</m:t>
+            </m:r>
+          </m:sub>
+        </m:sSub>
+        <m:r>
+          <m:t>,x)+b</m:t>
+        </m:r>
+      </m:oMath>
+    </w:p>
+    <w:p>
+      <w:r>
+        <w:rPr>
+          <w:i w:val="0"/>
+        </w:rPr>
+        <w:t xml:space="preserve">over training samples, with weights </w:t>
+      </w:r>
+      <m:oMath>
+        <m:sSub>
+          <m:e>
+            <m:r>
+              <m:t>α</m:t>
+            </m:r>
+          </m:e>
+          <m:sub>
+            <m:r>
+              <m:t>i</m:t>
+            </m:r>
+          </m:sub>
+        </m:sSub>
+      </m:oMath>
+      <w:r>
+        <w:rPr>
+          <w:i w:val="0"/>
+        </w:rPr>
+        <w:t xml:space="preserve"> that vanish for all but the support vectors. When the kernel is a polynomial in features </w:t>
+      </w:r>
+      <m:oMath>
+        <m:r>
+          <m:t>ϕ(x)</m:t>
+        </m:r>
+      </m:oMath>
+      <w:r>
+        <w:rPr>
+          <w:i w:val="0"/>
+        </w:rPr>
+        <w:t xml:space="preserve">, the sum expands into a polynomial in </w:t>
+      </w:r>
+      <m:oMath>
+        <m:r>
+          <m:t>ϕ</m:t>
+        </m:r>
+      </m:oMath>
+      <w:r>
+        <w:rPr>
+          <w:i w:val="0"/>
+        </w:rPr>
+        <w:t xml:space="preserve"> whose coefficients follow from the support vectors. A kernel quadratic in the features gives</w:t>
+      </w:r>
+    </w:p>
+    <w:p>
+      <w:pPr>
+        <w:spacing w:before="200" w:after="200"/>
+        <w:ind w:firstLine="0"/>
+        <w:jc w:val="center"/>
+        <w:contextualSpacing w:val="0"/>
+      </w:pPr>
+      <m:oMath>
+        <m:r>
+          <m:t>d(x)=</m:t>
+        </m:r>
+        <m:nary>
+          <m:naryPr>
+            <m:chr m:val="∑"/>
+            <m:limLoc m:val="subSup"/>
+            <m:grow m:val="1"/>
+            <m:subHide m:val="off"/>
+            <m:supHide m:val="on"/>
+          </m:naryPr>
+          <m:sub>
+            <m:r>
+              <m:t>μν</m:t>
+            </m:r>
+          </m:sub>
+          <m:sup/>
+          <m:e>
+            <m:sSub>
+              <m:e>
+                <m:r>
+                  <m:t>C</m:t>
+                </m:r>
+              </m:e>
+              <m:sub>
+                <m:r>
+                  <m:t>μν</m:t>
+                </m:r>
+              </m:sub>
+            </m:sSub>
+          </m:e>
+        </m:nary>
+        <m:sSub>
+          <m:e>
+            <m:r>
+              <m:t>ϕ</m:t>
+            </m:r>
+          </m:e>
+          <m:sub>
+            <m:r>
+              <m:t>μ</m:t>
+            </m:r>
+          </m:sub>
+        </m:sSub>
+        <m:r>
+          <m:t>(x)</m:t>
+        </m:r>
+        <m:sSub>
+          <m:e>
+            <m:r>
+              <m:t>ϕ</m:t>
+            </m:r>
+          </m:e>
+          <m:sub>
+            <m:r>
+              <m:t>ν</m:t>
+            </m:r>
+          </m:sub>
+        </m:sSub>
+        <m:r>
+          <m:t>(x)+b,</m:t>
+        </m:r>
+        <m:sSub>
+          <m:e>
+            <m:r>
+              <m:t>C</m:t>
+            </m:r>
+          </m:e>
+          <m:sub>
+            <m:r>
+              <m:t>μν</m:t>
+            </m:r>
+          </m:sub>
+        </m:sSub>
+        <m:r>
+          <m:t>=</m:t>
+        </m:r>
+        <m:nary>
+          <m:naryPr>
+            <m:chr m:val="∑"/>
+            <m:limLoc m:val="subSup"/>
+            <m:grow m:val="1"/>
+            <m:subHide m:val="off"/>
+            <m:supHide m:val="on"/>
+          </m:naryPr>
+          <m:sub>
+            <m:r>
+              <m:t>i</m:t>
+            </m:r>
+          </m:sub>
+          <m:sup/>
+          <m:e>
+            <m:sSub>
+              <m:e>
+                <m:r>
+                  <m:t>α</m:t>
+                </m:r>
+              </m:e>
+              <m:sub>
+                <m:r>
+                  <m:t>i</m:t>
+                </m:r>
+              </m:sub>
+            </m:sSub>
+          </m:e>
+        </m:nary>
+        <m:sSub>
+          <m:e>
+            <m:r>
+              <m:t>y</m:t>
+            </m:r>
+          </m:e>
+          <m:sub>
+            <m:r>
+              <m:t>i</m:t>
+            </m:r>
+          </m:sub>
+        </m:sSub>
+        <m:sSub>
+          <m:e>
+            <m:r>
+              <m:t>ϕ</m:t>
+            </m:r>
+          </m:e>
+          <m:sub>
+            <m:r>
+              <m:t>μ</m:t>
+            </m:r>
+          </m:sub>
+        </m:sSub>
+        <m:r>
+          <m:t>(</m:t>
+        </m:r>
+        <m:sSub>
+          <m:e>
+            <m:r>
+              <m:t>x</m:t>
+            </m:r>
+          </m:e>
+          <m:sub>
+            <m:r>
+              <m:t>i</m:t>
+            </m:r>
+          </m:sub>
+        </m:sSub>
+        <m:r>
+          <m:t>)</m:t>
+        </m:r>
+        <m:sSub>
+          <m:e>
+            <m:r>
+              <m:t>ϕ</m:t>
+            </m:r>
+          </m:e>
+          <m:sub>
+            <m:r>
+              <m:t>ν</m:t>
+            </m:r>
+          </m:sub>
+        </m:sSub>
+        <m:r>
+          <m:t>(</m:t>
+        </m:r>
+        <m:sSub>
+          <m:e>
+            <m:r>
+              <m:t>x</m:t>
+            </m:r>
+          </m:e>
+          <m:sub>
+            <m:r>
+              <m:t>i</m:t>
+            </m:r>
+          </m:sub>
+        </m:sSub>
+        <m:r>
+          <m:t>),</m:t>
+        </m:r>
+      </m:oMath>
+    </w:p>
+    <w:p>
+      <w:r>
+        <w:rPr>
+          <w:i w:val="0"/>
+        </w:rPr>
+        <w:t xml:space="preserve">so the trained model is a matrix that can be printed. Pedro Ponte and Roger G. Melko showed what such a matrix contains on Ising data, where the quadratic kernel reaches about ninety-seven percent mean test accuracy at </w:t>
+      </w:r>
+      <m:oMath>
+        <m:r>
+          <m:t>L=40</m:t>
+        </m:r>
+      </m:oMath>
+      <w:r>
+        <w:rPr>
+          <w:i w:val="0"/>
+        </w:rPr>
+        <w:t xml:space="preserve"> from a few dozen training samples and its decision function coincides with the squared magnetization per spin, and where the gauge theory refuses every kernel of degree below four and converges at degree four on the four-spin plaquette term.</w:t>
+      </w:r>
+    </w:p>
+    <w:p>
+      <w:r>
+        <w:rPr>
+          <w:i w:val="0"/>
+        </w:rPr>
+        <w:t xml:space="preserve">Jonas Greitemann, Ke Liu and Lode Pollet made that structure carry unknown physics by choosing </w:t>
+      </w:r>
+      <m:oMath>
+        <m:r>
+          <m:t>ϕ</m:t>
+        </m:r>
+      </m:oMath>
+      <w:r>
+        <w:rPr>
+          <w:i w:val="0"/>
+        </w:rPr>
+        <w:t xml:space="preserve"> to be the orientational tensors of the local spin directions, the monomials of the spin components up to a chosen rank. The kernel built from those features is the tensorial kernel, and the coefficient matrix of the decision function is directly interpretable as an explicit multipolar order parameter. It was used to detect hidden multipolar order of nematic type, where reading the matrix matters most: such an order parameter is a specific contraction of specific tensor components, and knowing that some function separates the phases is useless without knowing which contraction.</w:t>
+      </w:r>
+    </w:p>
+    <w:p>
+      <w:r>
+        <w:rPr>
+          <w:i w:val="0"/>
+        </w:rPr>
+        <w:t>The extension is the more striking result. Jonas Greitemann, Ke Liu, Ludovic D. C. Jaubert, Han Yan, Nic Shannon and Lode Pollet applied tensorial kernel support vector machines to frustrated magnets and found that the method identifies not only hidden order parameters but also the emergent local constraints, the ground-state ice rules, that characterize classical spin liquids. A constraint is not an order parameter, and the distinction is the one the gauge-theory episode turned on. There the finding that a network relied on local constraints had to be extracted by building adversarial configurations and watching accuracy collapse. Here the constraint comes out of the fit as an expression, in the ordinary course of training, with nothing to suspect in advance.</w:t>
+      </w:r>
+    </w:p>
+    <w:p>
+      <w:r>
+        <w:rPr>
+          <w:i w:val="0"/>
+        </w:rPr>
+        <w:t>The readability is bought rather than free. A tensorial kernel needs a rank fixed before training, and that choice sets which multipoles are representable, exactly as the receptive field bounded which correlations the probing network of Wetzel and Scherzer could contain. The prior has moved from the architecture into the feature map, where it is written down and can be varied. What has not moved is the requirement that something be chosen.</w:t>
+      </w:r>
+    </w:p>
+    <w:p>
+      <w:r>
+        <w:rPr>
+          <w:i w:val="0"/>
+        </w:rPr>
+        <w:t>The standard defence of the network is capacity. A kernel machine with a fixed feature map expresses only what that map spans, while a sufficiently deep network approximates anything, so the readable learner should fail on the first genuinely complicated function it meets. Nothing surveyed here was that function, because in each case what stopped a simple learner was itself simple and nameable. On the gauge theory the two ensembles agree exactly through third order in the spins, which is why every polynomial kernel below degree four guesses and a quartic kernel finds the plaquette term. On the biquadratic model the raw covariance matrix is degenerate by an identity, and squaring one variable removes the degeneracy. On the XY model a sum rule annihilates the one direction a linear method would otherwise have found, and what stands in the way of the remaining directions is still not known. Every missing function was of low degree in some namable set of features, and the work lay in noticing which set. How many models, and how many candidate feature maps, would have to be worked through before the readable learner runs out of room is a count nobody has attempted.</w:t>
       </w:r>
     </w:p>
     <w:p>
@@ -1220,9 +2560,29 @@
         <w:rPr>
           <w:i w:val="0"/>
         </w:rPr>
+        <w:t xml:space="preserve">Arnold, Schäfer (2022). Physical Review X 12, 031044. </w:t>
+      </w:r>
+      <w:hyperlink r:id="rId63">
+        <w:r>
+          <w:rPr>
+            <w:rStyle w:val="Hyperlink"/>
+          </w:rPr>
+          <w:t xml:space="preserve">https://doi.org/10.1103/PhysRevX.12.031044</w:t>
+        </w:r>
+      </w:hyperlink>
+    </w:p>
+    <w:p>
+      <w:pPr>
+        <w:spacing w:before="120" w:after="0"/>
+        <w:ind w:firstLine="0"/>
+      </w:pPr>
+      <w:r>
+        <w:rPr>
+          <w:i w:val="0"/>
+        </w:rPr>
         <w:t xml:space="preserve">Beach, Golubeva, Melko (2018). Physical Review B 97, 045207. </w:t>
       </w:r>
-      <w:hyperlink r:id="rId63">
+      <w:hyperlink r:id="rId64">
         <w:r>
           <w:rPr>
             <w:rStyle w:val="Hyperlink"/>
@@ -1240,7 +2600,7 @@
         <w:rPr>
           <w:i w:val="0"/>
         </w:rPr>
-        <w:t xml:space="preserve">Carrasquilla, Melko (2017). Machine learning phases of matter. Nature Physics 13, 431-434. </w:t>
+        <w:t xml:space="preserve">Carrasquilla, Melko (2017). Nature Physics 13, 431-434. </w:t>
       </w:r>
       <w:hyperlink r:id="rId53">
         <w:r>
@@ -1262,7 +2622,7 @@
         </w:rPr>
         <w:t xml:space="preserve">Greitemann, Liu, Jaubert, Yan, Shannon, Pollet (2019). Physical Review B 100, 174408. </w:t>
       </w:r>
-      <w:hyperlink r:id="rId64">
+      <w:hyperlink r:id="rId65">
         <w:r>
           <w:rPr>
             <w:rStyle w:val="Hyperlink"/>
@@ -1282,7 +2642,7 @@
         </w:rPr>
         <w:t xml:space="preserve">Greitemann, Liu, Pollet (2019). Physical Review B 99, 060404(R). </w:t>
       </w:r>
-      <w:hyperlink r:id="rId65">
+      <w:hyperlink r:id="rId66">
         <w:r>
           <w:rPr>
             <w:rStyle w:val="Hyperlink"/>
@@ -1302,7 +2662,7 @@
         </w:rPr>
         <w:t xml:space="preserve">Hu, Singh, Scalettar (2017). Physical Review E 95, 062122. </w:t>
       </w:r>
-      <w:hyperlink r:id="rId66">
+      <w:hyperlink r:id="rId67">
         <w:r>
           <w:rPr>
             <w:rStyle w:val="Hyperlink"/>
@@ -1320,9 +2680,9 @@
         <w:rPr>
           <w:i w:val="0"/>
         </w:rPr>
-        <w:t xml:space="preserve">Huembeli, Dauphin, Wittek (2018). Identifying Quantum Phase Transitions with Adversarial Neural Networks. Physical Review B 97, 134109. </w:t>
-      </w:r>
-      <w:hyperlink r:id="rId67">
+        <w:t xml:space="preserve">Huembeli, Dauphin, Wittek (2018). Physical Review B 97, 134109. </w:t>
+      </w:r>
+      <w:hyperlink r:id="rId68">
         <w:r>
           <w:rPr>
             <w:rStyle w:val="Hyperlink"/>
@@ -1342,7 +2702,7 @@
         </w:rPr>
         <w:t xml:space="preserve">Huembeli, Dauphin, Wittek, Gogolin (2019). Physical Review B 99, 104106. </w:t>
       </w:r>
-      <w:hyperlink r:id="rId68">
+      <w:hyperlink r:id="rId69">
         <w:r>
           <w:rPr>
             <w:rStyle w:val="Hyperlink"/>
@@ -1360,9 +2720,9 @@
         <w:rPr>
           <w:i w:val="0"/>
         </w:rPr>
-        <w:t xml:space="preserve">Kashiwa, Kikuchi, Tomiya (2019). Prog. Theor. Exp. Phys. 2019, 083A04. </w:t>
-      </w:r>
-      <w:hyperlink r:id="rId69">
+        <w:t xml:space="preserve">Kashiwa, Kikuchi, Tomiya (2019). Progress of Theoretical and Experimental Physics 2019, 083A04. </w:t>
+      </w:r>
+      <w:hyperlink r:id="rId70">
         <w:r>
           <w:rPr>
             <w:rStyle w:val="Hyperlink"/>
@@ -1382,12 +2742,32 @@
         </w:rPr>
         <w:t xml:space="preserve">Ponte, Melko (2017). Physical Review B 96, 205146. </w:t>
       </w:r>
-      <w:hyperlink r:id="rId70">
+      <w:hyperlink r:id="rId71">
         <w:r>
           <w:rPr>
             <w:rStyle w:val="Hyperlink"/>
           </w:rPr>
           <w:t xml:space="preserve">https://doi.org/10.1103/PhysRevB.96.205146</w:t>
+        </w:r>
+      </w:hyperlink>
+    </w:p>
+    <w:p>
+      <w:pPr>
+        <w:spacing w:before="120" w:after="0"/>
+        <w:ind w:firstLine="0"/>
+      </w:pPr>
+      <w:r>
+        <w:rPr>
+          <w:i w:val="0"/>
+        </w:rPr>
+        <w:t xml:space="preserve">Schindler, Regnault, Neupert (2017). Physical Review B 95, 245134. </w:t>
+      </w:r>
+      <w:hyperlink r:id="rId72">
+        <w:r>
+          <w:rPr>
+            <w:rStyle w:val="Hyperlink"/>
+          </w:rPr>
+          <w:t xml:space="preserve">https://doi.org/10.1103/PhysRevB.95.245134</w:t>
         </w:r>
       </w:hyperlink>
     </w:p>
@@ -1420,34 +2800,14 @@
         <w:rPr>
           <w:i w:val="0"/>
         </w:rPr>
-        <w:t xml:space="preserve">Tanaka, Tomiya (2017). Journal of the Physical Society of Japan 86, 063001. </w:t>
-      </w:r>
-      <w:hyperlink r:id="rId71">
+        <w:t xml:space="preserve">Venderley, Khemani, Kim (2018). Physical Review Letters 120, 257204. </w:t>
+      </w:r>
+      <w:hyperlink r:id="rId73">
         <w:r>
           <w:rPr>
             <w:rStyle w:val="Hyperlink"/>
           </w:rPr>
-          <w:t xml:space="preserve">https://doi.org/10.7566/JPSJ.86.063001</w:t>
-        </w:r>
-      </w:hyperlink>
-    </w:p>
-    <w:p>
-      <w:pPr>
-        <w:spacing w:before="120" w:after="0"/>
-        <w:ind w:firstLine="0"/>
-      </w:pPr>
-      <w:r>
-        <w:rPr>
-          <w:i w:val="0"/>
-        </w:rPr>
-        <w:t xml:space="preserve">van Nieuwenburg, Liu, Huber (2017). Nature Physics 13, 435-439. </w:t>
-      </w:r>
-      <w:hyperlink r:id="rId55">
-        <w:r>
-          <w:rPr>
-            <w:rStyle w:val="Hyperlink"/>
-          </w:rPr>
-          <w:t xml:space="preserve">https://doi.org/10.1038/nphys4037</w:t>
+          <w:t xml:space="preserve">https://doi.org/10.1103/PhysRevLett.120.257204</w:t>
         </w:r>
       </w:hyperlink>
     </w:p>
@@ -1482,7 +2842,7 @@
         </w:rPr>
         <w:t xml:space="preserve">Zhang, Kim (2017). Physical Review Letters 118, 216401. </w:t>
       </w:r>
-      <w:hyperlink r:id="rId72">
+      <w:hyperlink r:id="rId74">
         <w:r>
           <w:rPr>
             <w:rStyle w:val="Hyperlink"/>
@@ -1502,7 +2862,7 @@
         </w:rPr>
         <w:t xml:space="preserve">Zhang, Melko, Kim (2017). Physical Review B 96, 245119. </w:t>
       </w:r>
-      <w:hyperlink r:id="rId73">
+      <w:hyperlink r:id="rId75">
         <w:r>
           <w:rPr>
             <w:rStyle w:val="Hyperlink"/>
